--- a/Documents/Arkanoid FO en TO.docx
+++ b/Documents/Arkanoid FO en TO.docx
@@ -1,6 +1,6 @@
 
 <file path=word/document.xml><?xml version="1.0" encoding="utf-8"?>
-<w:document xmlns:wpc="http://schemas.microsoft.com/office/word/2010/wordprocessingCanvas" xmlns:cx="http://schemas.microsoft.com/office/drawing/2014/chartex" xmlns:cx1="http://schemas.microsoft.com/office/drawing/2015/9/8/chartex" xmlns:cx2="http://schemas.microsoft.com/office/drawing/2015/10/21/chartex" xmlns:cx3="http://schemas.microsoft.com/office/drawing/2016/5/9/chartex" xmlns:cx4="http://schemas.microsoft.com/office/drawing/2016/5/10/chartex" xmlns:cx5="http://schemas.microsoft.com/office/drawing/2016/5/11/chartex" xmlns:cx6="http://schemas.microsoft.com/office/drawing/2016/5/12/chartex" xmlns:cx7="http://schemas.microsoft.com/office/drawing/2016/5/13/chartex" xmlns:cx8="http://schemas.microsoft.com/office/drawing/2016/5/14/chartex" xmlns:mc="http://schemas.openxmlformats.org/markup-compatibility/2006" xmlns:aink="http://schemas.microsoft.com/office/drawing/2016/ink" xmlns:am3d="http://schemas.microsoft.com/office/drawing/2017/model3d" xmlns:o="urn:schemas-microsoft-com:office:office" xmlns:r="http://schemas.openxmlformats.org/officeDocument/2006/relationships" xmlns:m="http://schemas.openxmlformats.org/officeDocument/2006/math" xmlns:v="urn:schemas-microsoft-com:vml" xmlns:wp14="http://schemas.microsoft.com/office/word/2010/wordprocessingDrawing" xmlns:wp="http://schemas.openxmlformats.org/drawingml/2006/wordprocessingDrawing" xmlns:w10="urn:schemas-microsoft-com:office:word" xmlns:w="http://schemas.openxmlformats.org/wordprocessingml/2006/main" xmlns:w14="http://schemas.microsoft.com/office/word/2010/wordml" xmlns:w15="http://schemas.microsoft.com/office/word/2012/wordml" xmlns:w16cid="http://schemas.microsoft.com/office/word/2016/wordml/cid" xmlns:w16se="http://schemas.microsoft.com/office/word/2015/wordml/symex" xmlns:wpg="http://schemas.microsoft.com/office/word/2010/wordprocessingGroup" xmlns:wpi="http://schemas.microsoft.com/office/word/2010/wordprocessingInk" xmlns:wne="http://schemas.microsoft.com/office/word/2006/wordml" xmlns:wps="http://schemas.microsoft.com/office/word/2010/wordprocessingShape" mc:Ignorable="w14 w15 w16se w16cid wp14">
+<w:document xmlns:wpc="http://schemas.microsoft.com/office/word/2010/wordprocessingCanvas" xmlns:cx="http://schemas.microsoft.com/office/drawing/2014/chartex" xmlns:cx1="http://schemas.microsoft.com/office/drawing/2015/9/8/chartex" xmlns:cx2="http://schemas.microsoft.com/office/drawing/2015/10/21/chartex" xmlns:cx3="http://schemas.microsoft.com/office/drawing/2016/5/9/chartex" xmlns:cx4="http://schemas.microsoft.com/office/drawing/2016/5/10/chartex" xmlns:cx5="http://schemas.microsoft.com/office/drawing/2016/5/11/chartex" xmlns:cx6="http://schemas.microsoft.com/office/drawing/2016/5/12/chartex" xmlns:cx7="http://schemas.microsoft.com/office/drawing/2016/5/13/chartex" xmlns:cx8="http://schemas.microsoft.com/office/drawing/2016/5/14/chartex" xmlns:mc="http://schemas.openxmlformats.org/markup-compatibility/2006" xmlns:aink="http://schemas.microsoft.com/office/drawing/2016/ink" xmlns:am3d="http://schemas.microsoft.com/office/drawing/2017/model3d" xmlns:o="urn:schemas-microsoft-com:office:office" xmlns:oel="http://schemas.microsoft.com/office/2019/extlst" xmlns:r="http://schemas.openxmlformats.org/officeDocument/2006/relationships" xmlns:m="http://schemas.openxmlformats.org/officeDocument/2006/math" xmlns:v="urn:schemas-microsoft-com:vml" xmlns:wp14="http://schemas.microsoft.com/office/word/2010/wordprocessingDrawing" xmlns:wp="http://schemas.openxmlformats.org/drawingml/2006/wordprocessingDrawing" xmlns:w10="urn:schemas-microsoft-com:office:word" xmlns:w="http://schemas.openxmlformats.org/wordprocessingml/2006/main" xmlns:w14="http://schemas.microsoft.com/office/word/2010/wordml" xmlns:w15="http://schemas.microsoft.com/office/word/2012/wordml" xmlns:w16cex="http://schemas.microsoft.com/office/word/2018/wordml/cex" xmlns:w16cid="http://schemas.microsoft.com/office/word/2016/wordml/cid" xmlns:w16="http://schemas.microsoft.com/office/word/2018/wordml" xmlns:w16du="http://schemas.microsoft.com/office/word/2023/wordml/word16du" xmlns:w16sdtdh="http://schemas.microsoft.com/office/word/2020/wordml/sdtdatahash" xmlns:w16sdtfl="http://schemas.microsoft.com/office/word/2024/wordml/sdtformatlock" xmlns:w16se="http://schemas.microsoft.com/office/word/2015/wordml/symex" xmlns:wpg="http://schemas.microsoft.com/office/word/2010/wordprocessingGroup" xmlns:wpi="http://schemas.microsoft.com/office/word/2010/wordprocessingInk" xmlns:wne="http://schemas.microsoft.com/office/word/2006/wordml" xmlns:wps="http://schemas.microsoft.com/office/word/2010/wordprocessingShape" mc:Ignorable="w14 w15 w16se w16cid w16 w16cex w16sdtdh w16sdtfl w16du wp14">
   <w:body>
     <w:p>
       <w:pPr>
@@ -74,18 +74,71 @@
     </w:p>
     <w:p>
       <w:pPr>
-        <w:spacing w:after="2616" w:line="259" w:lineRule="auto"/>
-        <w:ind w:left="0" w:right="1498" w:firstLine="0"/>
+        <w:spacing w:after="0" w:line="259" w:lineRule="auto"/>
+        <w:ind w:left="0" w:firstLine="0"/>
         <w:jc w:val="center"/>
         <w:rPr>
           <w:lang w:val="nl-NL"/>
         </w:rPr>
       </w:pPr>
+      <w:r>
+        <w:rPr>
+          <w:noProof/>
+        </w:rPr>
+        <w:drawing>
+          <wp:inline distT="0" distB="0" distL="0" distR="0" wp14:anchorId="29098F5E" wp14:editId="366A0FA7">
+            <wp:extent cx="5940425" cy="4464050"/>
+            <wp:effectExtent l="0" t="0" r="3175" b="0"/>
+            <wp:docPr id="722614085" name="Picture 6"/>
+            <wp:cNvGraphicFramePr>
+              <a:graphicFrameLocks xmlns:a="http://schemas.openxmlformats.org/drawingml/2006/main" noChangeAspect="1"/>
+            </wp:cNvGraphicFramePr>
+            <a:graphic xmlns:a="http://schemas.openxmlformats.org/drawingml/2006/main">
+              <a:graphicData uri="http://schemas.openxmlformats.org/drawingml/2006/picture">
+                <pic:pic xmlns:pic="http://schemas.openxmlformats.org/drawingml/2006/picture">
+                  <pic:nvPicPr>
+                    <pic:cNvPr id="0" name="Picture 3"/>
+                    <pic:cNvPicPr>
+                      <a:picLocks noChangeAspect="1" noChangeArrowheads="1"/>
+                    </pic:cNvPicPr>
+                  </pic:nvPicPr>
+                  <pic:blipFill>
+                    <a:blip r:embed="rId7">
+                      <a:extLst>
+                        <a:ext uri="{28A0092B-C50C-407E-A947-70E740481C1C}">
+                          <a14:useLocalDpi xmlns:a14="http://schemas.microsoft.com/office/drawing/2010/main" val="0"/>
+                        </a:ext>
+                      </a:extLst>
+                    </a:blip>
+                    <a:srcRect/>
+                    <a:stretch>
+                      <a:fillRect/>
+                    </a:stretch>
+                  </pic:blipFill>
+                  <pic:spPr bwMode="auto">
+                    <a:xfrm>
+                      <a:off x="0" y="0"/>
+                      <a:ext cx="5940425" cy="4464050"/>
+                    </a:xfrm>
+                    <a:prstGeom prst="rect">
+                      <a:avLst/>
+                    </a:prstGeom>
+                    <a:noFill/>
+                    <a:ln>
+                      <a:noFill/>
+                    </a:ln>
+                  </pic:spPr>
+                </pic:pic>
+              </a:graphicData>
+            </a:graphic>
+          </wp:inline>
+        </w:drawing>
+      </w:r>
     </w:p>
     <w:p>
       <w:pPr>
-        <w:spacing w:after="3819" w:line="259" w:lineRule="auto"/>
-        <w:ind w:left="-1440" w:right="1498" w:firstLine="0"/>
+        <w:spacing w:after="0" w:line="259" w:lineRule="auto"/>
+        <w:ind w:left="0" w:firstLine="0"/>
         <w:rPr>
           <w:lang w:val="nl-NL"/>
         </w:rPr>
@@ -99,7 +152,7 @@
         <mc:AlternateContent>
           <mc:Choice Requires="wpg">
             <w:drawing>
-              <wp:anchor distT="0" distB="0" distL="114300" distR="114300" simplePos="0" relativeHeight="251658240" behindDoc="0" locked="0" layoutInCell="1" allowOverlap="1">
+              <wp:anchor distT="0" distB="0" distL="114300" distR="114300" simplePos="0" relativeHeight="251658240" behindDoc="0" locked="0" layoutInCell="1" allowOverlap="1" wp14:anchorId="4E089AB4" wp14:editId="730D81B1">
                 <wp:simplePos x="0" y="0"/>
                 <wp:positionH relativeFrom="page">
                   <wp:posOffset>0</wp:posOffset>
@@ -130,7 +183,7 @@
                           <pic:cNvPicPr/>
                         </pic:nvPicPr>
                         <pic:blipFill>
-                          <a:blip r:embed="rId7"/>
+                          <a:blip r:embed="rId8"/>
                           <a:stretch>
                             <a:fillRect/>
                           </a:stretch>
@@ -206,17 +259,36 @@
               </wp:anchor>
             </w:drawing>
           </mc:Choice>
-          <mc:Fallback xmlns:a="http://schemas.openxmlformats.org/drawingml/2006/main">
+          <mc:Fallback>
             <w:pict>
-              <v:group id="Group 9778" style="width:83.52pt;height:74.16pt;position:absolute;mso-position-horizontal-relative:page;mso-position-horizontal:absolute;margin-left:0pt;mso-position-vertical-relative:page;margin-top:-3.05176e-05pt;" coordsize="10607,9418">
-                <v:shape id="Picture 7" style="position:absolute;width:10607;height:9418;left:0;top:0;" filled="f">
-                  <v:imagedata r:id="rId9"/>
+              <v:group w14:anchorId="07A5FABF" id="Group 9778" o:spid="_x0000_s1026" style="position:absolute;margin-left:0;margin-top:0;width:83.5pt;height:74.15pt;z-index:251658240;mso-position-horizontal-relative:page;mso-position-vertical-relative:page" coordsize="10607,9418" o:gfxdata="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">
+                <v:shapetype id="_x0000_t75" coordsize="21600,21600" o:spt="75" o:preferrelative="t" path="m@4@5l@4@11@9@11@9@5xe" filled="f" stroked="f">
+                  <v:stroke joinstyle="miter"/>
+                  <v:formulas>
+                    <v:f eqn="if lineDrawn pixelLineWidth 0"/>
+                    <v:f eqn="sum @0 1 0"/>
+                    <v:f eqn="sum 0 0 @1"/>
+                    <v:f eqn="prod @2 1 2"/>
+                    <v:f eqn="prod @3 21600 pixelWidth"/>
+                    <v:f eqn="prod @3 21600 pixelHeight"/>
+                    <v:f eqn="sum @0 0 1"/>
+                    <v:f eqn="prod @6 1 2"/>
+                    <v:f eqn="prod @7 21600 pixelWidth"/>
+                    <v:f eqn="sum @8 21600 0"/>
+                    <v:f eqn="prod @7 21600 pixelHeight"/>
+                    <v:f eqn="sum @10 21600 0"/>
+                  </v:formulas>
+                  <v:path o:extrusionok="f" gradientshapeok="t" o:connecttype="rect"/>
+                  <o:lock v:ext="edit" aspectratio="t"/>
+                </v:shapetype>
+                <v:shape id="Picture 7" o:spid="_x0000_s1027" type="#_x0000_t75" style="position:absolute;width:10607;height:9418;visibility:visible;mso-wrap-style:square" o:gfxdata="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">
+                  <v:imagedata r:id="rId9" o:title=""/>
                 </v:shape>
-                <v:shape id="Shape 8" style="position:absolute;width:9622;height:8505;left:0;top:0;" coordsize="962279,850534" path="m0,0l962279,0l6845,850534l0,842845l0,0x">
-                  <v:stroke weight="0pt" endcap="flat" joinstyle="miter" miterlimit="10" on="false" color="#000000" opacity="0"/>
-                  <v:fill on="true" color="#10446b"/>
+                <v:shape id="Shape 8" o:spid="_x0000_s1028" style="position:absolute;width:9622;height:8505;visibility:visible;mso-wrap-style:square;v-text-anchor:top" coordsize="962279,850534" o:gfxdata="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" path="m,l962279,,6845,850534,,842845,,xe" fillcolor="#10446b" stroked="f" strokeweight="0">
+                  <v:stroke miterlimit="83231f" joinstyle="miter"/>
+                  <v:path arrowok="t" textboxrect="0,0,962279,850534"/>
                 </v:shape>
-                <w10:wrap type="topAndBottom"/>
+                <w10:wrap type="topAndBottom" anchorx="page" anchory="page"/>
               </v:group>
             </w:pict>
           </mc:Fallback>
@@ -231,7 +303,7 @@
         <mc:AlternateContent>
           <mc:Choice Requires="wpg">
             <w:drawing>
-              <wp:anchor distT="0" distB="0" distL="114300" distR="114300" simplePos="0" relativeHeight="251659264" behindDoc="0" locked="0" layoutInCell="1" allowOverlap="1">
+              <wp:anchor distT="0" distB="0" distL="114300" distR="114300" simplePos="0" relativeHeight="251659264" behindDoc="0" locked="0" layoutInCell="1" allowOverlap="1" wp14:anchorId="67F5E739" wp14:editId="5FB45B3C">
                 <wp:simplePos x="0" y="0"/>
                 <wp:positionH relativeFrom="page">
                   <wp:posOffset>6708648</wp:posOffset>
@@ -354,9 +426,18 @@
     </w:p>
     <w:p>
       <w:pPr>
-        <w:ind w:left="-5"/>
-        <w:rPr>
-          <w:b/>
+        <w:spacing w:after="0" w:line="259" w:lineRule="auto"/>
+        <w:ind w:left="0" w:firstLine="0"/>
+        <w:rPr>
+          <w:lang w:val="nl-NL"/>
+        </w:rPr>
+      </w:pPr>
+    </w:p>
+    <w:p>
+      <w:pPr>
+        <w:spacing w:after="0" w:line="259" w:lineRule="auto"/>
+        <w:ind w:left="0" w:firstLine="0"/>
+        <w:rPr>
           <w:lang w:val="nl-NL"/>
         </w:rPr>
       </w:pPr>
@@ -581,7 +662,6 @@
           <w:docPartGallery w:val="Table of Contents"/>
         </w:docPartObj>
       </w:sdtPr>
-      <w:sdtEndPr/>
       <w:sdtContent>
         <w:p>
           <w:pPr>
@@ -597,7 +677,6 @@
               <w:noProof/>
               <w:color w:val="auto"/>
               <w:sz w:val="22"/>
-              <w:lang w:val="en-NL" w:eastAsia="en-NL"/>
             </w:rPr>
           </w:pPr>
           <w:r>
@@ -635,7 +714,6 @@
                 <w:noProof/>
                 <w:color w:val="auto"/>
                 <w:sz w:val="22"/>
-                <w:lang w:val="en-NL" w:eastAsia="en-NL"/>
               </w:rPr>
               <w:tab/>
             </w:r>
@@ -709,7 +787,6 @@
               <w:noProof/>
               <w:color w:val="auto"/>
               <w:sz w:val="22"/>
-              <w:lang w:val="en-NL" w:eastAsia="en-NL"/>
             </w:rPr>
           </w:pPr>
           <w:hyperlink w:anchor="_Toc224839316" w:history="1">
@@ -783,7 +860,6 @@
               <w:noProof/>
               <w:color w:val="auto"/>
               <w:sz w:val="22"/>
-              <w:lang w:val="en-NL" w:eastAsia="en-NL"/>
             </w:rPr>
           </w:pPr>
           <w:hyperlink w:anchor="_Toc224839317" w:history="1">
@@ -859,7 +935,6 @@
               <w:noProof/>
               <w:color w:val="auto"/>
               <w:sz w:val="22"/>
-              <w:lang w:val="en-NL" w:eastAsia="en-NL"/>
             </w:rPr>
           </w:pPr>
           <w:hyperlink w:anchor="_Toc224839318" w:history="1">
@@ -879,7 +954,6 @@
                 <w:noProof/>
                 <w:color w:val="auto"/>
                 <w:sz w:val="22"/>
-                <w:lang w:val="en-NL" w:eastAsia="en-NL"/>
               </w:rPr>
               <w:tab/>
             </w:r>
@@ -953,7 +1027,6 @@
               <w:noProof/>
               <w:color w:val="auto"/>
               <w:sz w:val="22"/>
-              <w:lang w:val="en-NL" w:eastAsia="en-NL"/>
             </w:rPr>
           </w:pPr>
           <w:hyperlink w:anchor="_Toc224839319" w:history="1">
@@ -1027,7 +1100,6 @@
               <w:noProof/>
               <w:color w:val="auto"/>
               <w:sz w:val="22"/>
-              <w:lang w:val="en-NL" w:eastAsia="en-NL"/>
             </w:rPr>
           </w:pPr>
           <w:hyperlink w:anchor="_Toc224839320" w:history="1">
@@ -1101,7 +1173,6 @@
               <w:noProof/>
               <w:color w:val="auto"/>
               <w:sz w:val="22"/>
-              <w:lang w:val="en-NL" w:eastAsia="en-NL"/>
             </w:rPr>
           </w:pPr>
           <w:hyperlink w:anchor="_Toc224839321" w:history="1">
@@ -1175,7 +1246,6 @@
               <w:noProof/>
               <w:color w:val="auto"/>
               <w:sz w:val="22"/>
-              <w:lang w:val="en-NL" w:eastAsia="en-NL"/>
             </w:rPr>
           </w:pPr>
           <w:hyperlink w:anchor="_Toc224839322" w:history="1">
@@ -1251,7 +1321,6 @@
               <w:noProof/>
               <w:color w:val="auto"/>
               <w:sz w:val="22"/>
-              <w:lang w:val="en-NL" w:eastAsia="en-NL"/>
             </w:rPr>
           </w:pPr>
           <w:hyperlink w:anchor="_Toc224839323" w:history="1">
@@ -1271,7 +1340,6 @@
                 <w:noProof/>
                 <w:color w:val="auto"/>
                 <w:sz w:val="22"/>
-                <w:lang w:val="en-NL" w:eastAsia="en-NL"/>
               </w:rPr>
               <w:tab/>
             </w:r>
@@ -1347,7 +1415,6 @@
               <w:noProof/>
               <w:color w:val="auto"/>
               <w:sz w:val="22"/>
-              <w:lang w:val="en-NL" w:eastAsia="en-NL"/>
             </w:rPr>
           </w:pPr>
           <w:hyperlink w:anchor="_Toc224839324" w:history="1">
@@ -1367,7 +1434,6 @@
                 <w:noProof/>
                 <w:color w:val="auto"/>
                 <w:sz w:val="22"/>
-                <w:lang w:val="en-NL" w:eastAsia="en-NL"/>
               </w:rPr>
               <w:tab/>
             </w:r>
@@ -1443,7 +1509,6 @@
               <w:noProof/>
               <w:color w:val="auto"/>
               <w:sz w:val="22"/>
-              <w:lang w:val="en-NL" w:eastAsia="en-NL"/>
             </w:rPr>
           </w:pPr>
           <w:hyperlink w:anchor="_Toc224839325" w:history="1">
@@ -1463,7 +1528,6 @@
                 <w:noProof/>
                 <w:color w:val="auto"/>
                 <w:sz w:val="22"/>
-                <w:lang w:val="en-NL" w:eastAsia="en-NL"/>
               </w:rPr>
               <w:tab/>
             </w:r>
@@ -1554,8 +1618,6 @@
         </w:rPr>
         <w:t xml:space="preserve"> </w:t>
       </w:r>
-      <w:bookmarkStart w:id="0" w:name="_GoBack"/>
-      <w:bookmarkEnd w:id="0"/>
     </w:p>
     <w:p>
       <w:pPr>
@@ -1644,7 +1706,7 @@
           <w:lang w:val="nl-NL"/>
         </w:rPr>
       </w:pPr>
-      <w:bookmarkStart w:id="1" w:name="_Toc224839315"/>
+      <w:bookmarkStart w:id="0" w:name="_Toc224839315"/>
       <w:r>
         <w:rPr>
           <w:lang w:val="nl-NL"/>
@@ -1652,7 +1714,7 @@
         <w:lastRenderedPageBreak/>
         <w:t>Inleiding</w:t>
       </w:r>
-      <w:bookmarkEnd w:id="1"/>
+      <w:bookmarkEnd w:id="0"/>
       <w:r>
         <w:rPr>
           <w:lang w:val="nl-NL"/>
@@ -1691,14 +1753,14 @@
           <w:lang w:val="nl-NL"/>
         </w:rPr>
       </w:pPr>
-      <w:bookmarkStart w:id="2" w:name="_Toc224839316"/>
+      <w:bookmarkStart w:id="1" w:name="_Toc224839316"/>
       <w:r>
         <w:rPr>
           <w:lang w:val="nl-NL"/>
         </w:rPr>
         <w:t>Technische informatie</w:t>
       </w:r>
-      <w:bookmarkEnd w:id="2"/>
+      <w:bookmarkEnd w:id="1"/>
     </w:p>
     <w:p>
       <w:pPr>
@@ -1731,14 +1793,14 @@
           <w:lang w:val="nl-NL"/>
         </w:rPr>
       </w:pPr>
-      <w:bookmarkStart w:id="3" w:name="_Toc224839317"/>
+      <w:bookmarkStart w:id="2" w:name="_Toc224839317"/>
       <w:r>
         <w:rPr>
           <w:lang w:val="nl-NL"/>
         </w:rPr>
         <w:t>Opzet van dit document</w:t>
       </w:r>
-      <w:bookmarkEnd w:id="3"/>
+      <w:bookmarkEnd w:id="2"/>
     </w:p>
     <w:p>
       <w:pPr>
@@ -1803,29 +1865,83 @@
           <w:lang w:val="nl-NL"/>
         </w:rPr>
       </w:pPr>
-      <w:bookmarkStart w:id="4" w:name="_Toc224839318"/>
+      <w:bookmarkStart w:id="3" w:name="_Toc224839318"/>
       <w:r>
         <w:rPr>
           <w:lang w:val="nl-NL"/>
         </w:rPr>
         <w:lastRenderedPageBreak/>
         <w:t>Spelbeschrijving</w:t>
+      </w:r>
+      <w:bookmarkEnd w:id="3"/>
+    </w:p>
+    <w:p>
+      <w:pPr>
+        <w:pStyle w:val="Heading3"/>
+        <w:rPr>
+          <w:lang w:val="nl-NL"/>
+        </w:rPr>
+      </w:pPr>
+      <w:bookmarkStart w:id="4" w:name="_Toc224839319"/>
+      <w:r>
+        <w:rPr>
+          <w:lang w:val="nl-NL"/>
+        </w:rPr>
+        <w:t>2.1 Inleiding</w:t>
       </w:r>
       <w:bookmarkEnd w:id="4"/>
     </w:p>
     <w:p>
       <w:pPr>
+        <w:rPr>
+          <w:lang w:val="nl-NL"/>
+        </w:rPr>
+      </w:pPr>
+      <w:r>
+        <w:rPr>
+          <w:lang w:val="nl-NL"/>
+        </w:rPr>
+        <w:t>In 1986 kwam het originele s</w:t>
+      </w:r>
+      <w:r>
+        <w:rPr>
+          <w:lang w:val="nl-NL"/>
+        </w:rPr>
+        <w:t xml:space="preserve">pel Arkanoid uit gemaakt door Taito. </w:t>
+      </w:r>
+      <w:r>
+        <w:rPr>
+          <w:lang w:val="nl-NL"/>
+        </w:rPr>
+        <w:t>Geinspireerd door het toen mega Populaire spel Breakout leent h</w:t>
+      </w:r>
+      <w:r>
+        <w:rPr>
+          <w:lang w:val="nl-NL"/>
+        </w:rPr>
+        <w:t>et ook veel van het soortgelijke arcade spel. Tot de huidige dag is het nog steeds een schitterend spel in retro spel verzamelingen. Hierbij wilden wij onze draai aan het spel geven als viering van het 40 jarig bestaan van Arkanoid</w:t>
+      </w:r>
+    </w:p>
+    <w:p>
+      <w:pPr>
+        <w:rPr>
+          <w:lang w:val="nl-NL"/>
+        </w:rPr>
+      </w:pPr>
+    </w:p>
+    <w:p>
+      <w:pPr>
         <w:pStyle w:val="Heading3"/>
         <w:rPr>
           <w:lang w:val="nl-NL"/>
         </w:rPr>
       </w:pPr>
-      <w:bookmarkStart w:id="5" w:name="_Toc224839319"/>
+      <w:bookmarkStart w:id="5" w:name="_Toc224839320"/>
       <w:r>
         <w:rPr>
           <w:lang w:val="nl-NL"/>
         </w:rPr>
-        <w:t>2.1 Inleiding</w:t>
+        <w:t>2.2 Doel van het spel</w:t>
       </w:r>
       <w:bookmarkEnd w:id="5"/>
     </w:p>
@@ -1839,25 +1955,7 @@
         <w:rPr>
           <w:lang w:val="nl-NL"/>
         </w:rPr>
-        <w:t>In 1986 kwam het originele s</w:t>
-      </w:r>
-      <w:r>
-        <w:rPr>
-          <w:lang w:val="nl-NL"/>
-        </w:rPr>
-        <w:t xml:space="preserve">pel Arkanoid uit gemaakt door Taito. </w:t>
-      </w:r>
-      <w:r>
-        <w:rPr>
-          <w:lang w:val="nl-NL"/>
-        </w:rPr>
-        <w:t>Geinspireerd door het toen mega Populaire spel Breakout leent h</w:t>
-      </w:r>
-      <w:r>
-        <w:rPr>
-          <w:lang w:val="nl-NL"/>
-        </w:rPr>
-        <w:t>et ook veel van het soortgelijke arcade spel. Tot de huidige dag is het nog steeds een schitterend spel in retro spel verzamelingen. Hierbij wilden wij onze draai aan het spel geven als viering van het 40 jarig bestaan van Arkanoid</w:t>
+        <w:t>Het doel van het spel is het oplossen van puzzels op een andere manier dat men normaal gewend is. Hierbij is de puzzel het vernietigen van alle blokjes en het level te halen zonder het balletje te laten verdwijnen in de onderkant van het scherm. Het balletje in het spel houden wordt gedaan door een platform (ookwel “Vaus” genoemd in het orginele spel).</w:t>
       </w:r>
     </w:p>
     <w:p>
@@ -1874,12 +1972,12 @@
           <w:lang w:val="nl-NL"/>
         </w:rPr>
       </w:pPr>
-      <w:bookmarkStart w:id="6" w:name="_Toc224839320"/>
+      <w:bookmarkStart w:id="6" w:name="_Toc224839321"/>
       <w:r>
         <w:rPr>
           <w:lang w:val="nl-NL"/>
         </w:rPr>
-        <w:t>2.2 Doel van het spel</w:t>
+        <w:t>2.3 Speldesign en levels</w:t>
       </w:r>
       <w:bookmarkEnd w:id="6"/>
     </w:p>
@@ -1893,42 +1991,6 @@
         <w:rPr>
           <w:lang w:val="nl-NL"/>
         </w:rPr>
-        <w:t>Het doel van het spel is het oplossen van puzzels op een andere manier dat men normaal gewend is. Hierbij is de puzzel het vernietigen van alle blokjes en het level te halen zonder het balletje te laten verdwijnen in de onderkant van het scherm. Het balletje in het spel houden wordt gedaan door een platform (ookwel “Vaus” genoemd in het orginele spel).</w:t>
-      </w:r>
-    </w:p>
-    <w:p>
-      <w:pPr>
-        <w:rPr>
-          <w:lang w:val="nl-NL"/>
-        </w:rPr>
-      </w:pPr>
-    </w:p>
-    <w:p>
-      <w:pPr>
-        <w:pStyle w:val="Heading3"/>
-        <w:rPr>
-          <w:lang w:val="nl-NL"/>
-        </w:rPr>
-      </w:pPr>
-      <w:bookmarkStart w:id="7" w:name="_Toc224839321"/>
-      <w:r>
-        <w:rPr>
-          <w:lang w:val="nl-NL"/>
-        </w:rPr>
-        <w:t>2.3 Speldesign en levels</w:t>
-      </w:r>
-      <w:bookmarkEnd w:id="7"/>
-    </w:p>
-    <w:p>
-      <w:pPr>
-        <w:rPr>
-          <w:lang w:val="nl-NL"/>
-        </w:rPr>
-      </w:pPr>
-      <w:r>
-        <w:rPr>
-          <w:lang w:val="nl-NL"/>
-        </w:rPr>
         <w:t xml:space="preserve">In arkanoid bevindt zich de speler onderaan het scherm als Vaus en moet een balletje lanceren en terugkaatsen </w:t>
       </w:r>
       <w:r>
@@ -1952,14 +2014,14 @@
           <w:lang w:val="nl-NL"/>
         </w:rPr>
       </w:pPr>
-      <w:bookmarkStart w:id="8" w:name="_Toc224839322"/>
+      <w:bookmarkStart w:id="7" w:name="_Toc224839322"/>
       <w:r>
         <w:rPr>
           <w:lang w:val="nl-NL"/>
         </w:rPr>
         <w:t>2.4 Objecten</w:t>
       </w:r>
-      <w:bookmarkEnd w:id="8"/>
+      <w:bookmarkEnd w:id="7"/>
     </w:p>
     <w:p>
       <w:pPr>
@@ -2233,7 +2295,7 @@
           <w:lang w:val="nl-NL"/>
         </w:rPr>
       </w:pPr>
-      <w:bookmarkStart w:id="9" w:name="_Toc224839323"/>
+      <w:bookmarkStart w:id="8" w:name="_Toc224839323"/>
       <w:r>
         <w:rPr>
           <w:lang w:val="nl-NL"/>
@@ -2241,7 +2303,7 @@
         <w:lastRenderedPageBreak/>
         <w:t>Functionele eisen</w:t>
       </w:r>
-      <w:bookmarkEnd w:id="9"/>
+      <w:bookmarkEnd w:id="8"/>
     </w:p>
     <w:p>
       <w:pPr>
@@ -2340,7 +2402,6 @@
                 <w:sz w:val="22"/>
               </w:rPr>
             </w:pPr>
-            <w:proofErr w:type="spellStart"/>
             <w:r>
               <w:rPr>
                 <w:rFonts w:eastAsia="Times New Roman"/>
@@ -2351,7 +2412,6 @@
               </w:rPr>
               <w:t>Eis</w:t>
             </w:r>
-            <w:proofErr w:type="spellEnd"/>
           </w:p>
         </w:tc>
         <w:tc>
@@ -2418,7 +2478,6 @@
                 <w:sz w:val="22"/>
               </w:rPr>
             </w:pPr>
-            <w:proofErr w:type="spellStart"/>
             <w:r>
               <w:rPr>
                 <w:rFonts w:eastAsia="Times New Roman"/>
@@ -2429,7 +2488,6 @@
               </w:rPr>
               <w:t>Reden</w:t>
             </w:r>
-            <w:proofErr w:type="spellEnd"/>
           </w:p>
         </w:tc>
       </w:tr>
@@ -2446,7 +2504,6 @@
               <w:bottom w:val="nil"/>
               <w:right w:val="nil"/>
             </w:tcBorders>
-            <w:shd w:val="clear" w:color="auto" w:fill="auto"/>
             <w:vAlign w:val="center"/>
             <w:hideMark/>
           </w:tcPr>
@@ -2478,7 +2535,6 @@
               <w:bottom w:val="nil"/>
               <w:right w:val="nil"/>
             </w:tcBorders>
-            <w:shd w:val="clear" w:color="auto" w:fill="auto"/>
             <w:hideMark/>
           </w:tcPr>
           <w:p>
@@ -2741,7 +2797,6 @@
               <w:bottom w:val="nil"/>
               <w:right w:val="nil"/>
             </w:tcBorders>
-            <w:shd w:val="clear" w:color="auto" w:fill="auto"/>
             <w:vAlign w:val="center"/>
             <w:hideMark/>
           </w:tcPr>
@@ -2773,7 +2828,6 @@
               <w:bottom w:val="nil"/>
               <w:right w:val="single" w:sz="4" w:space="0" w:color="5B9BD5"/>
             </w:tcBorders>
-            <w:shd w:val="clear" w:color="auto" w:fill="auto"/>
             <w:hideMark/>
           </w:tcPr>
           <w:p>
@@ -2826,7 +2880,6 @@
               <w:bottom w:val="nil"/>
               <w:right w:val="nil"/>
             </w:tcBorders>
-            <w:shd w:val="clear" w:color="auto" w:fill="auto"/>
             <w:vAlign w:val="center"/>
             <w:hideMark/>
           </w:tcPr>
@@ -2858,7 +2911,6 @@
               <w:bottom w:val="nil"/>
               <w:right w:val="nil"/>
             </w:tcBorders>
-            <w:shd w:val="clear" w:color="auto" w:fill="auto"/>
             <w:hideMark/>
           </w:tcPr>
           <w:p>
@@ -3009,7 +3061,6 @@
               <w:bottom w:val="nil"/>
               <w:right w:val="nil"/>
             </w:tcBorders>
-            <w:shd w:val="clear" w:color="auto" w:fill="auto"/>
             <w:vAlign w:val="center"/>
             <w:hideMark/>
           </w:tcPr>
@@ -3041,7 +3092,6 @@
               <w:bottom w:val="nil"/>
               <w:right w:val="single" w:sz="4" w:space="0" w:color="5B9BD5"/>
             </w:tcBorders>
-            <w:shd w:val="clear" w:color="auto" w:fill="auto"/>
             <w:hideMark/>
           </w:tcPr>
           <w:p>
@@ -3094,7 +3144,6 @@
               <w:bottom w:val="nil"/>
               <w:right w:val="nil"/>
             </w:tcBorders>
-            <w:shd w:val="clear" w:color="auto" w:fill="auto"/>
             <w:vAlign w:val="center"/>
             <w:hideMark/>
           </w:tcPr>
@@ -3126,7 +3175,6 @@
               <w:bottom w:val="nil"/>
               <w:right w:val="nil"/>
             </w:tcBorders>
-            <w:shd w:val="clear" w:color="auto" w:fill="auto"/>
             <w:hideMark/>
           </w:tcPr>
           <w:p>
@@ -3421,7 +3469,6 @@
               <w:bottom w:val="nil"/>
               <w:right w:val="nil"/>
             </w:tcBorders>
-            <w:shd w:val="clear" w:color="auto" w:fill="auto"/>
             <w:vAlign w:val="center"/>
             <w:hideMark/>
           </w:tcPr>
@@ -3453,7 +3500,6 @@
               <w:bottom w:val="nil"/>
               <w:right w:val="single" w:sz="4" w:space="0" w:color="5B9BD5"/>
             </w:tcBorders>
-            <w:shd w:val="clear" w:color="auto" w:fill="auto"/>
             <w:hideMark/>
           </w:tcPr>
           <w:p>
@@ -3506,7 +3552,6 @@
               <w:bottom w:val="nil"/>
               <w:right w:val="nil"/>
             </w:tcBorders>
-            <w:shd w:val="clear" w:color="auto" w:fill="auto"/>
             <w:vAlign w:val="center"/>
             <w:hideMark/>
           </w:tcPr>
@@ -3538,7 +3583,6 @@
               <w:bottom w:val="nil"/>
               <w:right w:val="nil"/>
             </w:tcBorders>
-            <w:shd w:val="clear" w:color="auto" w:fill="auto"/>
             <w:hideMark/>
           </w:tcPr>
           <w:p>
@@ -3673,7 +3717,6 @@
               <w:bottom w:val="nil"/>
               <w:right w:val="nil"/>
             </w:tcBorders>
-            <w:shd w:val="clear" w:color="auto" w:fill="auto"/>
             <w:vAlign w:val="center"/>
             <w:hideMark/>
           </w:tcPr>
@@ -3705,7 +3748,6 @@
               <w:bottom w:val="nil"/>
               <w:right w:val="single" w:sz="4" w:space="0" w:color="5B9BD5"/>
             </w:tcBorders>
-            <w:shd w:val="clear" w:color="auto" w:fill="auto"/>
             <w:hideMark/>
           </w:tcPr>
           <w:p>
@@ -3758,7 +3800,6 @@
               <w:bottom w:val="nil"/>
               <w:right w:val="nil"/>
             </w:tcBorders>
-            <w:shd w:val="clear" w:color="auto" w:fill="auto"/>
             <w:vAlign w:val="center"/>
             <w:hideMark/>
           </w:tcPr>
@@ -3790,7 +3831,6 @@
               <w:bottom w:val="nil"/>
               <w:right w:val="nil"/>
             </w:tcBorders>
-            <w:shd w:val="clear" w:color="auto" w:fill="auto"/>
             <w:hideMark/>
           </w:tcPr>
           <w:p>
@@ -3877,7 +3917,6 @@
               <w:bottom w:val="nil"/>
               <w:right w:val="nil"/>
             </w:tcBorders>
-            <w:shd w:val="clear" w:color="auto" w:fill="auto"/>
             <w:vAlign w:val="center"/>
             <w:hideMark/>
           </w:tcPr>
@@ -3909,7 +3948,6 @@
               <w:bottom w:val="nil"/>
               <w:right w:val="single" w:sz="4" w:space="0" w:color="5B9BD5"/>
             </w:tcBorders>
-            <w:shd w:val="clear" w:color="auto" w:fill="auto"/>
             <w:hideMark/>
           </w:tcPr>
           <w:p>
@@ -3962,7 +4000,6 @@
               <w:bottom w:val="nil"/>
               <w:right w:val="nil"/>
             </w:tcBorders>
-            <w:shd w:val="clear" w:color="auto" w:fill="auto"/>
             <w:vAlign w:val="center"/>
             <w:hideMark/>
           </w:tcPr>
@@ -3994,7 +4031,6 @@
               <w:bottom w:val="nil"/>
               <w:right w:val="nil"/>
             </w:tcBorders>
-            <w:shd w:val="clear" w:color="auto" w:fill="auto"/>
             <w:hideMark/>
           </w:tcPr>
           <w:p>
@@ -4113,7 +4149,6 @@
               <w:bottom w:val="nil"/>
               <w:right w:val="nil"/>
             </w:tcBorders>
-            <w:shd w:val="clear" w:color="auto" w:fill="auto"/>
             <w:vAlign w:val="center"/>
             <w:hideMark/>
           </w:tcPr>
@@ -4145,7 +4180,6 @@
               <w:bottom w:val="nil"/>
               <w:right w:val="single" w:sz="4" w:space="0" w:color="5B9BD5"/>
             </w:tcBorders>
-            <w:shd w:val="clear" w:color="auto" w:fill="auto"/>
             <w:hideMark/>
           </w:tcPr>
           <w:p>
@@ -4198,7 +4232,6 @@
               <w:bottom w:val="nil"/>
               <w:right w:val="nil"/>
             </w:tcBorders>
-            <w:shd w:val="clear" w:color="auto" w:fill="auto"/>
             <w:vAlign w:val="center"/>
             <w:hideMark/>
           </w:tcPr>
@@ -4230,7 +4263,6 @@
               <w:bottom w:val="nil"/>
               <w:right w:val="nil"/>
             </w:tcBorders>
-            <w:shd w:val="clear" w:color="auto" w:fill="auto"/>
             <w:hideMark/>
           </w:tcPr>
           <w:p>
@@ -4295,23 +4327,7 @@
                 <w:rFonts w:eastAsia="Times New Roman"/>
                 <w:sz w:val="22"/>
               </w:rPr>
-              <w:t xml:space="preserve"> of </w:t>
-            </w:r>
-            <w:proofErr w:type="spellStart"/>
-            <w:r>
-              <w:rPr>
-                <w:rFonts w:eastAsia="Times New Roman"/>
-                <w:sz w:val="22"/>
-              </w:rPr>
-              <w:t>er</w:t>
-            </w:r>
-            <w:proofErr w:type="spellEnd"/>
-            <w:r>
-              <w:rPr>
-                <w:rFonts w:eastAsia="Times New Roman"/>
-                <w:sz w:val="22"/>
-              </w:rPr>
-              <w:t xml:space="preserve"> </w:t>
+              <w:t xml:space="preserve"> of er </w:t>
             </w:r>
             <w:proofErr w:type="spellStart"/>
             <w:r>
@@ -4365,7 +4381,6 @@
               <w:bottom w:val="nil"/>
               <w:right w:val="nil"/>
             </w:tcBorders>
-            <w:shd w:val="clear" w:color="auto" w:fill="auto"/>
             <w:vAlign w:val="center"/>
             <w:hideMark/>
           </w:tcPr>
@@ -4397,7 +4412,6 @@
               <w:bottom w:val="nil"/>
               <w:right w:val="single" w:sz="4" w:space="0" w:color="5B9BD5"/>
             </w:tcBorders>
-            <w:shd w:val="clear" w:color="auto" w:fill="auto"/>
             <w:hideMark/>
           </w:tcPr>
           <w:p>
@@ -4450,7 +4464,6 @@
               <w:bottom w:val="nil"/>
               <w:right w:val="nil"/>
             </w:tcBorders>
-            <w:shd w:val="clear" w:color="auto" w:fill="auto"/>
             <w:vAlign w:val="center"/>
             <w:hideMark/>
           </w:tcPr>
@@ -4482,7 +4495,6 @@
               <w:bottom w:val="nil"/>
               <w:right w:val="nil"/>
             </w:tcBorders>
-            <w:shd w:val="clear" w:color="auto" w:fill="auto"/>
             <w:hideMark/>
           </w:tcPr>
           <w:p>
@@ -4547,23 +4559,7 @@
                 <w:rFonts w:eastAsia="Times New Roman"/>
                 <w:sz w:val="22"/>
               </w:rPr>
-              <w:t xml:space="preserve"> </w:t>
-            </w:r>
-            <w:proofErr w:type="spellStart"/>
-            <w:r>
-              <w:rPr>
-                <w:rFonts w:eastAsia="Times New Roman"/>
-                <w:sz w:val="22"/>
-              </w:rPr>
-              <w:t>er</w:t>
-            </w:r>
-            <w:proofErr w:type="spellEnd"/>
-            <w:r>
-              <w:rPr>
-                <w:rFonts w:eastAsia="Times New Roman"/>
-                <w:sz w:val="22"/>
-              </w:rPr>
-              <w:t xml:space="preserve"> </w:t>
+              <w:t xml:space="preserve"> er </w:t>
             </w:r>
             <w:proofErr w:type="spellStart"/>
             <w:r>
@@ -4768,7 +4764,6 @@
               <w:bottom w:val="nil"/>
               <w:right w:val="nil"/>
             </w:tcBorders>
-            <w:shd w:val="clear" w:color="auto" w:fill="auto"/>
             <w:vAlign w:val="center"/>
             <w:hideMark/>
           </w:tcPr>
@@ -4800,7 +4795,6 @@
               <w:bottom w:val="nil"/>
               <w:right w:val="single" w:sz="4" w:space="0" w:color="5B9BD5"/>
             </w:tcBorders>
-            <w:shd w:val="clear" w:color="auto" w:fill="auto"/>
             <w:hideMark/>
           </w:tcPr>
           <w:p>
@@ -4853,7 +4847,6 @@
               <w:bottom w:val="nil"/>
               <w:right w:val="nil"/>
             </w:tcBorders>
-            <w:shd w:val="clear" w:color="auto" w:fill="auto"/>
             <w:vAlign w:val="center"/>
             <w:hideMark/>
           </w:tcPr>
@@ -4886,7 +4879,6 @@
               <w:bottom w:val="nil"/>
               <w:right w:val="nil"/>
             </w:tcBorders>
-            <w:shd w:val="clear" w:color="auto" w:fill="auto"/>
             <w:hideMark/>
           </w:tcPr>
           <w:p>
@@ -5085,7 +5077,6 @@
               <w:bottom w:val="nil"/>
               <w:right w:val="nil"/>
             </w:tcBorders>
-            <w:shd w:val="clear" w:color="auto" w:fill="auto"/>
             <w:vAlign w:val="center"/>
             <w:hideMark/>
           </w:tcPr>
@@ -5117,7 +5108,6 @@
               <w:bottom w:val="nil"/>
               <w:right w:val="single" w:sz="4" w:space="0" w:color="5B9BD5"/>
             </w:tcBorders>
-            <w:shd w:val="clear" w:color="auto" w:fill="auto"/>
             <w:hideMark/>
           </w:tcPr>
           <w:p>
@@ -5170,7 +5160,6 @@
               <w:bottom w:val="nil"/>
               <w:right w:val="nil"/>
             </w:tcBorders>
-            <w:shd w:val="clear" w:color="auto" w:fill="auto"/>
             <w:vAlign w:val="center"/>
             <w:hideMark/>
           </w:tcPr>
@@ -5202,7 +5191,6 @@
               <w:bottom w:val="nil"/>
               <w:right w:val="nil"/>
             </w:tcBorders>
-            <w:shd w:val="clear" w:color="auto" w:fill="auto"/>
             <w:hideMark/>
           </w:tcPr>
           <w:p>
@@ -5392,7 +5380,6 @@
               <w:bottom w:val="nil"/>
               <w:right w:val="nil"/>
             </w:tcBorders>
-            <w:shd w:val="clear" w:color="auto" w:fill="auto"/>
             <w:vAlign w:val="center"/>
             <w:hideMark/>
           </w:tcPr>
@@ -5424,7 +5411,6 @@
               <w:bottom w:val="nil"/>
               <w:right w:val="single" w:sz="4" w:space="0" w:color="5B9BD5"/>
             </w:tcBorders>
-            <w:shd w:val="clear" w:color="auto" w:fill="auto"/>
             <w:hideMark/>
           </w:tcPr>
           <w:p>
@@ -5477,7 +5463,6 @@
               <w:bottom w:val="nil"/>
               <w:right w:val="nil"/>
             </w:tcBorders>
-            <w:shd w:val="clear" w:color="auto" w:fill="auto"/>
             <w:vAlign w:val="center"/>
             <w:hideMark/>
           </w:tcPr>
@@ -5509,7 +5494,6 @@
               <w:bottom w:val="nil"/>
               <w:right w:val="nil"/>
             </w:tcBorders>
-            <w:shd w:val="clear" w:color="auto" w:fill="auto"/>
             <w:hideMark/>
           </w:tcPr>
           <w:p>
@@ -5521,21 +5505,12 @@
                 <w:sz w:val="22"/>
               </w:rPr>
             </w:pPr>
-            <w:proofErr w:type="spellStart"/>
-            <w:r>
-              <w:rPr>
-                <w:rFonts w:eastAsia="Times New Roman"/>
-                <w:sz w:val="22"/>
-              </w:rPr>
-              <w:t>Bij</w:t>
-            </w:r>
-            <w:proofErr w:type="spellEnd"/>
-            <w:r>
-              <w:rPr>
-                <w:rFonts w:eastAsia="Times New Roman"/>
-                <w:sz w:val="22"/>
-              </w:rPr>
-              <w:t xml:space="preserve"> </w:t>
+            <w:r>
+              <w:rPr>
+                <w:rFonts w:eastAsia="Times New Roman"/>
+                <w:sz w:val="22"/>
+              </w:rPr>
+              <w:t xml:space="preserve">Bij </w:t>
             </w:r>
             <w:proofErr w:type="spellStart"/>
             <w:r>
@@ -5701,7 +5676,6 @@
               <w:bottom w:val="nil"/>
               <w:right w:val="nil"/>
             </w:tcBorders>
-            <w:shd w:val="clear" w:color="auto" w:fill="auto"/>
             <w:vAlign w:val="center"/>
             <w:hideMark/>
           </w:tcPr>
@@ -5733,7 +5707,6 @@
               <w:bottom w:val="nil"/>
               <w:right w:val="single" w:sz="4" w:space="0" w:color="5B9BD5"/>
             </w:tcBorders>
-            <w:shd w:val="clear" w:color="auto" w:fill="auto"/>
             <w:hideMark/>
           </w:tcPr>
           <w:p>
@@ -5786,7 +5759,6 @@
               <w:bottom w:val="nil"/>
               <w:right w:val="nil"/>
             </w:tcBorders>
-            <w:shd w:val="clear" w:color="auto" w:fill="auto"/>
             <w:vAlign w:val="center"/>
             <w:hideMark/>
           </w:tcPr>
@@ -5818,7 +5790,6 @@
               <w:bottom w:val="nil"/>
               <w:right w:val="nil"/>
             </w:tcBorders>
-            <w:shd w:val="clear" w:color="auto" w:fill="auto"/>
             <w:hideMark/>
           </w:tcPr>
           <w:p>
@@ -6049,7 +6020,6 @@
               <w:bottom w:val="nil"/>
               <w:right w:val="nil"/>
             </w:tcBorders>
-            <w:shd w:val="clear" w:color="auto" w:fill="auto"/>
             <w:vAlign w:val="center"/>
             <w:hideMark/>
           </w:tcPr>
@@ -6081,7 +6051,6 @@
               <w:bottom w:val="nil"/>
               <w:right w:val="single" w:sz="4" w:space="0" w:color="5B9BD5"/>
             </w:tcBorders>
-            <w:shd w:val="clear" w:color="auto" w:fill="auto"/>
             <w:hideMark/>
           </w:tcPr>
           <w:p>
@@ -6134,7 +6103,6 @@
               <w:bottom w:val="nil"/>
               <w:right w:val="nil"/>
             </w:tcBorders>
-            <w:shd w:val="clear" w:color="auto" w:fill="auto"/>
             <w:vAlign w:val="center"/>
             <w:hideMark/>
           </w:tcPr>
@@ -6166,7 +6134,6 @@
               <w:bottom w:val="nil"/>
               <w:right w:val="nil"/>
             </w:tcBorders>
-            <w:shd w:val="clear" w:color="auto" w:fill="auto"/>
             <w:hideMark/>
           </w:tcPr>
           <w:p>
@@ -6244,7 +6211,6 @@
               <w:bottom w:val="nil"/>
               <w:right w:val="nil"/>
             </w:tcBorders>
-            <w:shd w:val="clear" w:color="auto" w:fill="auto"/>
             <w:vAlign w:val="center"/>
             <w:hideMark/>
           </w:tcPr>
@@ -6276,7 +6242,6 @@
               <w:bottom w:val="nil"/>
               <w:right w:val="single" w:sz="4" w:space="0" w:color="5B9BD5"/>
             </w:tcBorders>
-            <w:shd w:val="clear" w:color="auto" w:fill="auto"/>
             <w:hideMark/>
           </w:tcPr>
           <w:p>
@@ -6329,7 +6294,6 @@
               <w:bottom w:val="nil"/>
               <w:right w:val="nil"/>
             </w:tcBorders>
-            <w:shd w:val="clear" w:color="auto" w:fill="auto"/>
             <w:vAlign w:val="center"/>
             <w:hideMark/>
           </w:tcPr>
@@ -6361,7 +6325,6 @@
               <w:bottom w:val="nil"/>
               <w:right w:val="nil"/>
             </w:tcBorders>
-            <w:shd w:val="clear" w:color="auto" w:fill="auto"/>
             <w:hideMark/>
           </w:tcPr>
           <w:p>
@@ -6373,21 +6336,12 @@
                 <w:sz w:val="22"/>
               </w:rPr>
             </w:pPr>
-            <w:proofErr w:type="spellStart"/>
-            <w:r>
-              <w:rPr>
-                <w:rFonts w:eastAsia="Times New Roman"/>
-                <w:sz w:val="22"/>
-              </w:rPr>
-              <w:t>Bij</w:t>
-            </w:r>
-            <w:proofErr w:type="spellEnd"/>
-            <w:r>
-              <w:rPr>
-                <w:rFonts w:eastAsia="Times New Roman"/>
-                <w:sz w:val="22"/>
-              </w:rPr>
-              <w:t xml:space="preserve"> het </w:t>
+            <w:r>
+              <w:rPr>
+                <w:rFonts w:eastAsia="Times New Roman"/>
+                <w:sz w:val="22"/>
+              </w:rPr>
+              <w:t xml:space="preserve">Bij het </w:t>
             </w:r>
             <w:proofErr w:type="spellStart"/>
             <w:r>
@@ -6640,7 +6594,6 @@
               <w:bottom w:val="nil"/>
               <w:right w:val="nil"/>
             </w:tcBorders>
-            <w:shd w:val="clear" w:color="auto" w:fill="auto"/>
             <w:vAlign w:val="center"/>
             <w:hideMark/>
           </w:tcPr>
@@ -6672,7 +6625,6 @@
               <w:bottom w:val="nil"/>
               <w:right w:val="single" w:sz="4" w:space="0" w:color="5B9BD5"/>
             </w:tcBorders>
-            <w:shd w:val="clear" w:color="auto" w:fill="auto"/>
             <w:hideMark/>
           </w:tcPr>
           <w:p>
@@ -6684,21 +6636,12 @@
                 <w:sz w:val="22"/>
               </w:rPr>
             </w:pPr>
-            <w:proofErr w:type="spellStart"/>
-            <w:r>
-              <w:rPr>
-                <w:rFonts w:eastAsia="Times New Roman"/>
-                <w:sz w:val="22"/>
-              </w:rPr>
-              <w:t>Enkel</w:t>
-            </w:r>
-            <w:proofErr w:type="spellEnd"/>
-            <w:r>
-              <w:rPr>
-                <w:rFonts w:eastAsia="Times New Roman"/>
-                <w:sz w:val="22"/>
-              </w:rPr>
-              <w:t xml:space="preserve"> </w:t>
+            <w:r>
+              <w:rPr>
+                <w:rFonts w:eastAsia="Times New Roman"/>
+                <w:sz w:val="22"/>
+              </w:rPr>
+              <w:t xml:space="preserve">Enkel </w:t>
             </w:r>
             <w:proofErr w:type="spellStart"/>
             <w:r>
@@ -6730,23 +6673,7 @@
                 <w:rFonts w:eastAsia="Times New Roman"/>
                 <w:sz w:val="22"/>
               </w:rPr>
-              <w:t xml:space="preserve"> </w:t>
-            </w:r>
-            <w:proofErr w:type="spellStart"/>
-            <w:r>
-              <w:rPr>
-                <w:rFonts w:eastAsia="Times New Roman"/>
-                <w:sz w:val="22"/>
-              </w:rPr>
-              <w:t>er</w:t>
-            </w:r>
-            <w:proofErr w:type="spellEnd"/>
-            <w:r>
-              <w:rPr>
-                <w:rFonts w:eastAsia="Times New Roman"/>
-                <w:sz w:val="22"/>
-              </w:rPr>
-              <w:t xml:space="preserve"> </w:t>
+              <w:t xml:space="preserve"> er </w:t>
             </w:r>
             <w:proofErr w:type="spellStart"/>
             <w:r>
@@ -6789,7 +6716,6 @@
               <w:bottom w:val="nil"/>
               <w:right w:val="nil"/>
             </w:tcBorders>
-            <w:shd w:val="clear" w:color="auto" w:fill="auto"/>
             <w:vAlign w:val="center"/>
             <w:hideMark/>
           </w:tcPr>
@@ -6821,7 +6747,6 @@
               <w:bottom w:val="nil"/>
               <w:right w:val="nil"/>
             </w:tcBorders>
-            <w:shd w:val="clear" w:color="auto" w:fill="auto"/>
             <w:hideMark/>
           </w:tcPr>
           <w:p>
@@ -6979,7 +6904,6 @@
               <w:bottom w:val="nil"/>
               <w:right w:val="nil"/>
             </w:tcBorders>
-            <w:shd w:val="clear" w:color="auto" w:fill="auto"/>
             <w:vAlign w:val="center"/>
             <w:hideMark/>
           </w:tcPr>
@@ -7011,7 +6935,6 @@
               <w:bottom w:val="nil"/>
               <w:right w:val="single" w:sz="4" w:space="0" w:color="5B9BD5"/>
             </w:tcBorders>
-            <w:shd w:val="clear" w:color="auto" w:fill="auto"/>
             <w:hideMark/>
           </w:tcPr>
           <w:p>
@@ -7023,21 +6946,12 @@
                 <w:sz w:val="22"/>
               </w:rPr>
             </w:pPr>
-            <w:proofErr w:type="spellStart"/>
-            <w:r>
-              <w:rPr>
-                <w:rFonts w:eastAsia="Times New Roman"/>
-                <w:sz w:val="22"/>
-              </w:rPr>
-              <w:t>Leuk</w:t>
-            </w:r>
-            <w:proofErr w:type="spellEnd"/>
-            <w:r>
-              <w:rPr>
-                <w:rFonts w:eastAsia="Times New Roman"/>
-                <w:sz w:val="22"/>
-              </w:rPr>
-              <w:t xml:space="preserve"> om </w:t>
+            <w:r>
+              <w:rPr>
+                <w:rFonts w:eastAsia="Times New Roman"/>
+                <w:sz w:val="22"/>
+              </w:rPr>
+              <w:t xml:space="preserve">Leuk om </w:t>
             </w:r>
             <w:proofErr w:type="spellStart"/>
             <w:r>
@@ -7112,7 +7026,6 @@
               <w:bottom w:val="nil"/>
               <w:right w:val="nil"/>
             </w:tcBorders>
-            <w:shd w:val="clear" w:color="auto" w:fill="auto"/>
             <w:vAlign w:val="center"/>
             <w:hideMark/>
           </w:tcPr>
@@ -7144,7 +7057,6 @@
               <w:bottom w:val="nil"/>
               <w:right w:val="nil"/>
             </w:tcBorders>
-            <w:shd w:val="clear" w:color="auto" w:fill="auto"/>
             <w:hideMark/>
           </w:tcPr>
           <w:p>
@@ -7247,7 +7159,6 @@
               <w:bottom w:val="nil"/>
               <w:right w:val="nil"/>
             </w:tcBorders>
-            <w:shd w:val="clear" w:color="auto" w:fill="auto"/>
             <w:vAlign w:val="center"/>
             <w:hideMark/>
           </w:tcPr>
@@ -7279,7 +7190,6 @@
               <w:bottom w:val="nil"/>
               <w:right w:val="single" w:sz="4" w:space="0" w:color="5B9BD5"/>
             </w:tcBorders>
-            <w:shd w:val="clear" w:color="auto" w:fill="auto"/>
             <w:hideMark/>
           </w:tcPr>
           <w:p>
@@ -7291,21 +7201,12 @@
                 <w:sz w:val="22"/>
               </w:rPr>
             </w:pPr>
-            <w:proofErr w:type="spellStart"/>
-            <w:r>
-              <w:rPr>
-                <w:rFonts w:eastAsia="Times New Roman"/>
-                <w:sz w:val="22"/>
-              </w:rPr>
-              <w:t>Leuk</w:t>
-            </w:r>
-            <w:proofErr w:type="spellEnd"/>
-            <w:r>
-              <w:rPr>
-                <w:rFonts w:eastAsia="Times New Roman"/>
-                <w:sz w:val="22"/>
-              </w:rPr>
-              <w:t xml:space="preserve"> om </w:t>
+            <w:r>
+              <w:rPr>
+                <w:rFonts w:eastAsia="Times New Roman"/>
+                <w:sz w:val="22"/>
+              </w:rPr>
+              <w:t xml:space="preserve">Leuk om </w:t>
             </w:r>
             <w:proofErr w:type="spellStart"/>
             <w:r>
@@ -7380,7 +7281,6 @@
               <w:bottom w:val="nil"/>
               <w:right w:val="nil"/>
             </w:tcBorders>
-            <w:shd w:val="clear" w:color="auto" w:fill="auto"/>
             <w:vAlign w:val="center"/>
             <w:hideMark/>
           </w:tcPr>
@@ -7412,7 +7312,6 @@
               <w:bottom w:val="nil"/>
               <w:right w:val="nil"/>
             </w:tcBorders>
-            <w:shd w:val="clear" w:color="auto" w:fill="auto"/>
             <w:hideMark/>
           </w:tcPr>
           <w:p>
@@ -7547,7 +7446,6 @@
               <w:bottom w:val="nil"/>
               <w:right w:val="nil"/>
             </w:tcBorders>
-            <w:shd w:val="clear" w:color="auto" w:fill="auto"/>
             <w:vAlign w:val="center"/>
             <w:hideMark/>
           </w:tcPr>
@@ -7579,7 +7477,6 @@
               <w:bottom w:val="nil"/>
               <w:right w:val="single" w:sz="4" w:space="0" w:color="5B9BD5"/>
             </w:tcBorders>
-            <w:shd w:val="clear" w:color="auto" w:fill="auto"/>
             <w:hideMark/>
           </w:tcPr>
           <w:p>
@@ -7632,7 +7529,6 @@
               <w:bottom w:val="nil"/>
               <w:right w:val="nil"/>
             </w:tcBorders>
-            <w:shd w:val="clear" w:color="auto" w:fill="auto"/>
             <w:vAlign w:val="center"/>
             <w:hideMark/>
           </w:tcPr>
@@ -7664,7 +7560,6 @@
               <w:bottom w:val="nil"/>
               <w:right w:val="nil"/>
             </w:tcBorders>
-            <w:shd w:val="clear" w:color="auto" w:fill="auto"/>
             <w:hideMark/>
           </w:tcPr>
           <w:p>
@@ -7847,7 +7742,6 @@
               <w:bottom w:val="nil"/>
               <w:right w:val="nil"/>
             </w:tcBorders>
-            <w:shd w:val="clear" w:color="auto" w:fill="auto"/>
             <w:vAlign w:val="center"/>
             <w:hideMark/>
           </w:tcPr>
@@ -7879,7 +7773,6 @@
               <w:bottom w:val="nil"/>
               <w:right w:val="single" w:sz="4" w:space="0" w:color="5B9BD5"/>
             </w:tcBorders>
-            <w:shd w:val="clear" w:color="auto" w:fill="auto"/>
             <w:hideMark/>
           </w:tcPr>
           <w:p>
@@ -7891,21 +7784,12 @@
                 <w:sz w:val="22"/>
               </w:rPr>
             </w:pPr>
-            <w:proofErr w:type="spellStart"/>
-            <w:r>
-              <w:rPr>
-                <w:rFonts w:eastAsia="Times New Roman"/>
-                <w:sz w:val="22"/>
-              </w:rPr>
-              <w:t>Leuk</w:t>
-            </w:r>
-            <w:proofErr w:type="spellEnd"/>
-            <w:r>
-              <w:rPr>
-                <w:rFonts w:eastAsia="Times New Roman"/>
-                <w:sz w:val="22"/>
-              </w:rPr>
-              <w:t xml:space="preserve"> om </w:t>
+            <w:r>
+              <w:rPr>
+                <w:rFonts w:eastAsia="Times New Roman"/>
+                <w:sz w:val="22"/>
+              </w:rPr>
+              <w:t xml:space="preserve">Leuk om </w:t>
             </w:r>
             <w:proofErr w:type="spellStart"/>
             <w:r>
@@ -7980,7 +7864,6 @@
               <w:bottom w:val="nil"/>
               <w:right w:val="nil"/>
             </w:tcBorders>
-            <w:shd w:val="clear" w:color="auto" w:fill="auto"/>
             <w:vAlign w:val="center"/>
             <w:hideMark/>
           </w:tcPr>
@@ -8013,7 +7896,6 @@
               <w:bottom w:val="nil"/>
               <w:right w:val="nil"/>
             </w:tcBorders>
-            <w:shd w:val="clear" w:color="auto" w:fill="auto"/>
             <w:hideMark/>
           </w:tcPr>
           <w:p>
@@ -8025,21 +7907,12 @@
                 <w:sz w:val="22"/>
               </w:rPr>
             </w:pPr>
-            <w:proofErr w:type="spellStart"/>
-            <w:r>
-              <w:rPr>
-                <w:rFonts w:eastAsia="Times New Roman"/>
-                <w:sz w:val="22"/>
-              </w:rPr>
-              <w:t>Een</w:t>
-            </w:r>
-            <w:proofErr w:type="spellEnd"/>
-            <w:r>
-              <w:rPr>
-                <w:rFonts w:eastAsia="Times New Roman"/>
-                <w:sz w:val="22"/>
-              </w:rPr>
-              <w:t xml:space="preserve"> van de power-ups </w:t>
+            <w:r>
+              <w:rPr>
+                <w:rFonts w:eastAsia="Times New Roman"/>
+                <w:sz w:val="22"/>
+              </w:rPr>
+              <w:t xml:space="preserve">Een van de power-ups </w:t>
             </w:r>
             <w:proofErr w:type="spellStart"/>
             <w:r>
@@ -8205,7 +8078,6 @@
               <w:bottom w:val="nil"/>
               <w:right w:val="nil"/>
             </w:tcBorders>
-            <w:shd w:val="clear" w:color="auto" w:fill="auto"/>
             <w:vAlign w:val="center"/>
             <w:hideMark/>
           </w:tcPr>
@@ -8237,7 +8109,6 @@
               <w:bottom w:val="nil"/>
               <w:right w:val="single" w:sz="4" w:space="0" w:color="5B9BD5"/>
             </w:tcBorders>
-            <w:shd w:val="clear" w:color="auto" w:fill="auto"/>
             <w:hideMark/>
           </w:tcPr>
           <w:p>
@@ -8290,7 +8161,6 @@
               <w:bottom w:val="nil"/>
               <w:right w:val="nil"/>
             </w:tcBorders>
-            <w:shd w:val="clear" w:color="auto" w:fill="auto"/>
             <w:vAlign w:val="center"/>
             <w:hideMark/>
           </w:tcPr>
@@ -8322,7 +8192,6 @@
               <w:bottom w:val="nil"/>
               <w:right w:val="nil"/>
             </w:tcBorders>
-            <w:shd w:val="clear" w:color="auto" w:fill="auto"/>
             <w:hideMark/>
           </w:tcPr>
           <w:p>
@@ -8585,7 +8454,6 @@
               <w:bottom w:val="nil"/>
               <w:right w:val="nil"/>
             </w:tcBorders>
-            <w:shd w:val="clear" w:color="auto" w:fill="auto"/>
             <w:vAlign w:val="center"/>
             <w:hideMark/>
           </w:tcPr>
@@ -8617,7 +8485,6 @@
               <w:bottom w:val="nil"/>
               <w:right w:val="single" w:sz="4" w:space="0" w:color="5B9BD5"/>
             </w:tcBorders>
-            <w:shd w:val="clear" w:color="auto" w:fill="auto"/>
             <w:hideMark/>
           </w:tcPr>
           <w:p>
@@ -8670,7 +8537,6 @@
               <w:bottom w:val="nil"/>
               <w:right w:val="nil"/>
             </w:tcBorders>
-            <w:shd w:val="clear" w:color="auto" w:fill="auto"/>
             <w:vAlign w:val="center"/>
             <w:hideMark/>
           </w:tcPr>
@@ -8702,7 +8568,6 @@
               <w:bottom w:val="nil"/>
               <w:right w:val="nil"/>
             </w:tcBorders>
-            <w:shd w:val="clear" w:color="auto" w:fill="auto"/>
             <w:hideMark/>
           </w:tcPr>
           <w:p>
@@ -8949,7 +8814,6 @@
               <w:bottom w:val="nil"/>
               <w:right w:val="nil"/>
             </w:tcBorders>
-            <w:shd w:val="clear" w:color="auto" w:fill="auto"/>
             <w:vAlign w:val="center"/>
             <w:hideMark/>
           </w:tcPr>
@@ -8981,7 +8845,6 @@
               <w:bottom w:val="nil"/>
               <w:right w:val="single" w:sz="4" w:space="0" w:color="5B9BD5"/>
             </w:tcBorders>
-            <w:shd w:val="clear" w:color="auto" w:fill="auto"/>
             <w:hideMark/>
           </w:tcPr>
           <w:p>
@@ -9034,7 +8897,6 @@
               <w:bottom w:val="nil"/>
               <w:right w:val="nil"/>
             </w:tcBorders>
-            <w:shd w:val="clear" w:color="auto" w:fill="auto"/>
             <w:vAlign w:val="center"/>
             <w:hideMark/>
           </w:tcPr>
@@ -9066,7 +8928,6 @@
               <w:bottom w:val="nil"/>
               <w:right w:val="nil"/>
             </w:tcBorders>
-            <w:shd w:val="clear" w:color="auto" w:fill="auto"/>
             <w:hideMark/>
           </w:tcPr>
           <w:p>
@@ -9078,21 +8939,12 @@
                 <w:sz w:val="22"/>
               </w:rPr>
             </w:pPr>
-            <w:proofErr w:type="spellStart"/>
-            <w:r>
-              <w:rPr>
-                <w:rFonts w:eastAsia="Times New Roman"/>
-                <w:sz w:val="22"/>
-              </w:rPr>
-              <w:t>Bij</w:t>
-            </w:r>
-            <w:proofErr w:type="spellEnd"/>
-            <w:r>
-              <w:rPr>
-                <w:rFonts w:eastAsia="Times New Roman"/>
-                <w:sz w:val="22"/>
-              </w:rPr>
-              <w:t xml:space="preserve"> contact van het </w:t>
+            <w:r>
+              <w:rPr>
+                <w:rFonts w:eastAsia="Times New Roman"/>
+                <w:sz w:val="22"/>
+              </w:rPr>
+              <w:t xml:space="preserve">Bij contact van het </w:t>
             </w:r>
             <w:proofErr w:type="spellStart"/>
             <w:r>
@@ -9140,23 +8992,7 @@
                 <w:rFonts w:eastAsia="Times New Roman"/>
                 <w:sz w:val="22"/>
               </w:rPr>
-              <w:t xml:space="preserve"> </w:t>
-            </w:r>
-            <w:proofErr w:type="spellStart"/>
-            <w:r>
-              <w:rPr>
-                <w:rFonts w:eastAsia="Times New Roman"/>
-                <w:sz w:val="22"/>
-              </w:rPr>
-              <w:t>er</w:t>
-            </w:r>
-            <w:proofErr w:type="spellEnd"/>
-            <w:r>
-              <w:rPr>
-                <w:rFonts w:eastAsia="Times New Roman"/>
-                <w:sz w:val="22"/>
-              </w:rPr>
-              <w:t xml:space="preserve"> </w:t>
+              <w:t xml:space="preserve"> er </w:t>
             </w:r>
             <w:proofErr w:type="spellStart"/>
             <w:r>
@@ -9226,7 +9062,6 @@
               <w:bottom w:val="nil"/>
               <w:right w:val="nil"/>
             </w:tcBorders>
-            <w:shd w:val="clear" w:color="auto" w:fill="auto"/>
             <w:vAlign w:val="center"/>
             <w:hideMark/>
           </w:tcPr>
@@ -9258,7 +9093,6 @@
               <w:bottom w:val="nil"/>
               <w:right w:val="single" w:sz="4" w:space="0" w:color="5B9BD5"/>
             </w:tcBorders>
-            <w:shd w:val="clear" w:color="auto" w:fill="auto"/>
             <w:hideMark/>
           </w:tcPr>
           <w:p>
@@ -9270,21 +9104,12 @@
                 <w:sz w:val="22"/>
               </w:rPr>
             </w:pPr>
-            <w:proofErr w:type="spellStart"/>
-            <w:r>
-              <w:rPr>
-                <w:rFonts w:eastAsia="Times New Roman"/>
-                <w:sz w:val="22"/>
-              </w:rPr>
-              <w:t>Leuk</w:t>
-            </w:r>
-            <w:proofErr w:type="spellEnd"/>
-            <w:r>
-              <w:rPr>
-                <w:rFonts w:eastAsia="Times New Roman"/>
-                <w:sz w:val="22"/>
-              </w:rPr>
-              <w:t xml:space="preserve"> extra maar </w:t>
+            <w:r>
+              <w:rPr>
+                <w:rFonts w:eastAsia="Times New Roman"/>
+                <w:sz w:val="22"/>
+              </w:rPr>
+              <w:t xml:space="preserve">Leuk extra maar </w:t>
             </w:r>
             <w:proofErr w:type="spellStart"/>
             <w:r>
@@ -9375,7 +9200,6 @@
               <w:bottom w:val="single" w:sz="12" w:space="0" w:color="4472C4" w:themeColor="accent1"/>
               <w:right w:val="nil"/>
             </w:tcBorders>
-            <w:shd w:val="clear" w:color="auto" w:fill="auto"/>
             <w:vAlign w:val="center"/>
             <w:hideMark/>
           </w:tcPr>
@@ -9407,7 +9231,6 @@
               <w:bottom w:val="single" w:sz="12" w:space="0" w:color="4472C4" w:themeColor="accent1"/>
               <w:right w:val="nil"/>
             </w:tcBorders>
-            <w:shd w:val="clear" w:color="auto" w:fill="auto"/>
             <w:hideMark/>
           </w:tcPr>
           <w:p>
@@ -9542,7 +9365,6 @@
               <w:bottom w:val="single" w:sz="12" w:space="0" w:color="4472C4" w:themeColor="accent1"/>
               <w:right w:val="nil"/>
             </w:tcBorders>
-            <w:shd w:val="clear" w:color="auto" w:fill="auto"/>
             <w:vAlign w:val="center"/>
             <w:hideMark/>
           </w:tcPr>
@@ -9574,7 +9396,6 @@
               <w:bottom w:val="single" w:sz="12" w:space="0" w:color="4472C4" w:themeColor="accent1"/>
               <w:right w:val="single" w:sz="4" w:space="0" w:color="5B9BD5"/>
             </w:tcBorders>
-            <w:shd w:val="clear" w:color="auto" w:fill="auto"/>
             <w:hideMark/>
           </w:tcPr>
           <w:p>
@@ -9586,21 +9407,12 @@
                 <w:sz w:val="22"/>
               </w:rPr>
             </w:pPr>
-            <w:proofErr w:type="spellStart"/>
-            <w:r>
-              <w:rPr>
-                <w:rFonts w:eastAsia="Times New Roman"/>
-                <w:sz w:val="22"/>
-              </w:rPr>
-              <w:t>Leuk</w:t>
-            </w:r>
-            <w:proofErr w:type="spellEnd"/>
-            <w:r>
-              <w:rPr>
-                <w:rFonts w:eastAsia="Times New Roman"/>
-                <w:sz w:val="22"/>
-              </w:rPr>
-              <w:t xml:space="preserve"> om </w:t>
+            <w:r>
+              <w:rPr>
+                <w:rFonts w:eastAsia="Times New Roman"/>
+                <w:sz w:val="22"/>
+              </w:rPr>
+              <w:t xml:space="preserve">Leuk om </w:t>
             </w:r>
             <w:proofErr w:type="spellStart"/>
             <w:r>
@@ -9684,7 +9496,7 @@
           <w:lang w:val="nl-NL"/>
         </w:rPr>
       </w:pPr>
-      <w:bookmarkStart w:id="10" w:name="_Toc224839324"/>
+      <w:bookmarkStart w:id="9" w:name="_Toc224839324"/>
       <w:r>
         <w:rPr>
           <w:lang w:val="nl-NL"/>
@@ -9692,7 +9504,7 @@
         <w:lastRenderedPageBreak/>
         <w:t>Wireframes</w:t>
       </w:r>
-      <w:bookmarkEnd w:id="10"/>
+      <w:bookmarkEnd w:id="9"/>
     </w:p>
     <w:p>
       <w:pPr>
@@ -9704,8 +9516,921 @@
         <w:rPr>
           <w:lang w:val="nl-NL"/>
         </w:rPr>
-        <w:t>Het spel kent in principe 3 schermen, het startscherm, het spelscherm en de eindscherm. Hieronder wordt toegelicht hoe elke scherm opgebouwd is en welke aspecten hierin voorkomen.</w:t>
+        <w:t>Het spel kent in principe 3 schermen, het startscherm, het spelscherm en de eindscherm.</w:t>
       </w:r>
+      <w:r>
+        <w:rPr>
+          <w:lang w:val="nl-NL"/>
+        </w:rPr>
+        <w:t xml:space="preserve"> Wij voegen hier nog een 4</w:t>
+      </w:r>
+      <w:r>
+        <w:rPr>
+          <w:vertAlign w:val="superscript"/>
+          <w:lang w:val="nl-NL"/>
+        </w:rPr>
+        <w:t>de</w:t>
+      </w:r>
+      <w:r>
+        <w:rPr>
+          <w:lang w:val="nl-NL"/>
+        </w:rPr>
+        <w:t xml:space="preserve"> scherm aan toe om een level selecteerscherm te implementeren.</w:t>
+      </w:r>
+      <w:r>
+        <w:rPr>
+          <w:lang w:val="nl-NL"/>
+        </w:rPr>
+        <w:t xml:space="preserve"> Hieronder wordt toegelicht hoe elke scherm opgebouwd is en welke aspecten hierin voorkomen.</w:t>
+      </w:r>
+    </w:p>
+    <w:p>
+      <w:pPr>
+        <w:pStyle w:val="Heading3"/>
+        <w:rPr>
+          <w:lang w:val="nl-NL"/>
+        </w:rPr>
+      </w:pPr>
+      <w:r>
+        <w:rPr>
+          <w:lang w:val="nl-NL"/>
+        </w:rPr>
+        <w:t>4.1 Startscherm</w:t>
+      </w:r>
+    </w:p>
+    <w:p>
+      <w:pPr>
+        <w:rPr>
+          <w:lang w:val="nl-NL"/>
+        </w:rPr>
+      </w:pPr>
+      <w:r>
+        <w:rPr>
+          <w:lang w:val="nl-NL"/>
+        </w:rPr>
+        <w:t>Het startscherm van het spel met de titel, top score behaald, start spel knop, level selecteer knop en een stop spel knop.</w:t>
+      </w:r>
+    </w:p>
+    <w:p>
+      <w:pPr>
+        <w:rPr>
+          <w:lang w:val="nl-NL"/>
+        </w:rPr>
+      </w:pPr>
+    </w:p>
+    <w:p>
+      <w:pPr>
+        <w:rPr>
+          <w:lang w:val="nl-NL"/>
+        </w:rPr>
+      </w:pPr>
+      <w:r>
+        <w:rPr>
+          <w:noProof/>
+          <w:lang w:val="nl-NL"/>
+        </w:rPr>
+        <w:drawing>
+          <wp:inline distT="0" distB="0" distL="0" distR="0" wp14:anchorId="0DBFDCF5" wp14:editId="5ABE3B14">
+            <wp:extent cx="4879340" cy="3635375"/>
+            <wp:effectExtent l="0" t="0" r="0" b="3175"/>
+            <wp:docPr id="1326789944" name="Picture 7"/>
+            <wp:cNvGraphicFramePr>
+              <a:graphicFrameLocks xmlns:a="http://schemas.openxmlformats.org/drawingml/2006/main" noChangeAspect="1"/>
+            </wp:cNvGraphicFramePr>
+            <a:graphic xmlns:a="http://schemas.openxmlformats.org/drawingml/2006/main">
+              <a:graphicData uri="http://schemas.openxmlformats.org/drawingml/2006/picture">
+                <pic:pic xmlns:pic="http://schemas.openxmlformats.org/drawingml/2006/picture">
+                  <pic:nvPicPr>
+                    <pic:cNvPr id="0" name="Picture 5"/>
+                    <pic:cNvPicPr>
+                      <a:picLocks noChangeAspect="1" noChangeArrowheads="1"/>
+                    </pic:cNvPicPr>
+                  </pic:nvPicPr>
+                  <pic:blipFill>
+                    <a:blip r:embed="rId12">
+                      <a:extLst>
+                        <a:ext uri="{28A0092B-C50C-407E-A947-70E740481C1C}">
+                          <a14:useLocalDpi xmlns:a14="http://schemas.microsoft.com/office/drawing/2010/main" val="0"/>
+                        </a:ext>
+                      </a:extLst>
+                    </a:blip>
+                    <a:srcRect/>
+                    <a:stretch>
+                      <a:fillRect/>
+                    </a:stretch>
+                  </pic:blipFill>
+                  <pic:spPr bwMode="auto">
+                    <a:xfrm>
+                      <a:off x="0" y="0"/>
+                      <a:ext cx="4879340" cy="3635375"/>
+                    </a:xfrm>
+                    <a:prstGeom prst="rect">
+                      <a:avLst/>
+                    </a:prstGeom>
+                    <a:noFill/>
+                    <a:ln>
+                      <a:noFill/>
+                    </a:ln>
+                  </pic:spPr>
+                </pic:pic>
+              </a:graphicData>
+            </a:graphic>
+          </wp:inline>
+        </w:drawing>
+      </w:r>
+    </w:p>
+    <w:tbl>
+      <w:tblPr>
+        <w:tblStyle w:val="TableGrid0"/>
+        <w:tblW w:w="0" w:type="auto"/>
+        <w:tblInd w:w="10" w:type="dxa"/>
+        <w:tblLook w:val="04A0" w:firstRow="1" w:lastRow="0" w:firstColumn="1" w:lastColumn="0" w:noHBand="0" w:noVBand="1"/>
+      </w:tblPr>
+      <w:tblGrid>
+        <w:gridCol w:w="2112"/>
+        <w:gridCol w:w="7223"/>
+      </w:tblGrid>
+      <w:tr>
+        <w:tc>
+          <w:tcPr>
+            <w:tcW w:w="2112" w:type="dxa"/>
+          </w:tcPr>
+          <w:p>
+            <w:pPr>
+              <w:ind w:left="0" w:firstLine="0"/>
+              <w:rPr>
+                <w:lang w:val="nl-NL"/>
+              </w:rPr>
+            </w:pPr>
+            <w:r>
+              <w:rPr>
+                <w:lang w:val="nl-NL"/>
+              </w:rPr>
+              <w:t>Object</w:t>
+            </w:r>
+          </w:p>
+        </w:tc>
+        <w:tc>
+          <w:tcPr>
+            <w:tcW w:w="7223" w:type="dxa"/>
+          </w:tcPr>
+          <w:p>
+            <w:pPr>
+              <w:ind w:left="0" w:firstLine="0"/>
+              <w:rPr>
+                <w:lang w:val="nl-NL"/>
+              </w:rPr>
+            </w:pPr>
+            <w:r>
+              <w:rPr>
+                <w:lang w:val="nl-NL"/>
+              </w:rPr>
+              <w:t>Beschrijving</w:t>
+            </w:r>
+          </w:p>
+        </w:tc>
+      </w:tr>
+      <w:tr>
+        <w:tc>
+          <w:tcPr>
+            <w:tcW w:w="2112" w:type="dxa"/>
+          </w:tcPr>
+          <w:p>
+            <w:pPr>
+              <w:ind w:left="0" w:firstLine="0"/>
+              <w:rPr>
+                <w:lang w:val="nl-NL"/>
+              </w:rPr>
+            </w:pPr>
+            <w:r>
+              <w:rPr>
+                <w:lang w:val="nl-NL"/>
+              </w:rPr>
+              <w:t>1 Speltitel</w:t>
+            </w:r>
+          </w:p>
+        </w:tc>
+        <w:tc>
+          <w:tcPr>
+            <w:tcW w:w="7223" w:type="dxa"/>
+          </w:tcPr>
+          <w:p>
+            <w:pPr>
+              <w:ind w:left="0" w:firstLine="0"/>
+              <w:rPr>
+                <w:lang w:val="nl-NL"/>
+              </w:rPr>
+            </w:pPr>
+            <w:r>
+              <w:rPr>
+                <w:lang w:val="nl-NL"/>
+              </w:rPr>
+              <w:t>De titel van het spel</w:t>
+            </w:r>
+          </w:p>
+        </w:tc>
+      </w:tr>
+      <w:tr>
+        <w:tc>
+          <w:tcPr>
+            <w:tcW w:w="2112" w:type="dxa"/>
+          </w:tcPr>
+          <w:p>
+            <w:pPr>
+              <w:ind w:left="0" w:firstLine="0"/>
+              <w:rPr>
+                <w:lang w:val="nl-NL"/>
+              </w:rPr>
+            </w:pPr>
+            <w:r>
+              <w:rPr>
+                <w:lang w:val="nl-NL"/>
+              </w:rPr>
+              <w:t>2 Top score</w:t>
+            </w:r>
+          </w:p>
+        </w:tc>
+        <w:tc>
+          <w:tcPr>
+            <w:tcW w:w="7223" w:type="dxa"/>
+          </w:tcPr>
+          <w:p>
+            <w:pPr>
+              <w:ind w:left="0" w:firstLine="0"/>
+              <w:rPr>
+                <w:lang w:val="nl-NL"/>
+              </w:rPr>
+            </w:pPr>
+            <w:r>
+              <w:rPr>
+                <w:lang w:val="nl-NL"/>
+              </w:rPr>
+              <w:t>Score die dynamisch wordt bijgehouden wanneer deze verbeterd wordt</w:t>
+            </w:r>
+          </w:p>
+        </w:tc>
+      </w:tr>
+      <w:tr>
+        <w:tc>
+          <w:tcPr>
+            <w:tcW w:w="2112" w:type="dxa"/>
+          </w:tcPr>
+          <w:p>
+            <w:pPr>
+              <w:ind w:left="0" w:firstLine="0"/>
+              <w:rPr>
+                <w:lang w:val="nl-NL"/>
+              </w:rPr>
+            </w:pPr>
+            <w:r>
+              <w:rPr>
+                <w:lang w:val="nl-NL"/>
+              </w:rPr>
+              <w:t>3 Start spel knop</w:t>
+            </w:r>
+          </w:p>
+        </w:tc>
+        <w:tc>
+          <w:tcPr>
+            <w:tcW w:w="7223" w:type="dxa"/>
+          </w:tcPr>
+          <w:p>
+            <w:pPr>
+              <w:ind w:left="0" w:firstLine="0"/>
+              <w:rPr>
+                <w:lang w:val="nl-NL"/>
+              </w:rPr>
+            </w:pPr>
+            <w:r>
+              <w:rPr>
+                <w:lang w:val="nl-NL"/>
+              </w:rPr>
+              <w:t>Om het spel te starten vanaf level 1</w:t>
+            </w:r>
+          </w:p>
+        </w:tc>
+      </w:tr>
+      <w:tr>
+        <w:tc>
+          <w:tcPr>
+            <w:tcW w:w="2112" w:type="dxa"/>
+          </w:tcPr>
+          <w:p>
+            <w:pPr>
+              <w:ind w:left="0" w:firstLine="0"/>
+              <w:rPr>
+                <w:lang w:val="nl-NL"/>
+              </w:rPr>
+            </w:pPr>
+            <w:r>
+              <w:rPr>
+                <w:lang w:val="nl-NL"/>
+              </w:rPr>
+              <w:t xml:space="preserve">4 </w:t>
+            </w:r>
+            <w:r>
+              <w:rPr>
+                <w:lang w:val="nl-NL"/>
+              </w:rPr>
+              <w:t>Level</w:t>
+            </w:r>
+            <w:r>
+              <w:rPr>
+                <w:lang w:val="nl-NL"/>
+              </w:rPr>
+              <w:t xml:space="preserve"> </w:t>
+            </w:r>
+            <w:r>
+              <w:rPr>
+                <w:lang w:val="nl-NL"/>
+              </w:rPr>
+              <w:t>select knop</w:t>
+            </w:r>
+            <w:r>
+              <w:rPr>
+                <w:lang w:val="nl-NL"/>
+              </w:rPr>
+              <w:t xml:space="preserve"> </w:t>
+            </w:r>
+          </w:p>
+        </w:tc>
+        <w:tc>
+          <w:tcPr>
+            <w:tcW w:w="7223" w:type="dxa"/>
+          </w:tcPr>
+          <w:p>
+            <w:pPr>
+              <w:ind w:left="0" w:firstLine="0"/>
+              <w:rPr>
+                <w:lang w:val="nl-NL"/>
+              </w:rPr>
+            </w:pPr>
+            <w:r>
+              <w:rPr>
+                <w:lang w:val="nl-NL"/>
+              </w:rPr>
+              <w:t>Om een ander level te selecteren om vanaf te starten</w:t>
+            </w:r>
+          </w:p>
+        </w:tc>
+      </w:tr>
+      <w:tr>
+        <w:tc>
+          <w:tcPr>
+            <w:tcW w:w="2112" w:type="dxa"/>
+          </w:tcPr>
+          <w:p>
+            <w:pPr>
+              <w:ind w:left="0" w:firstLine="0"/>
+              <w:rPr>
+                <w:lang w:val="nl-NL"/>
+              </w:rPr>
+            </w:pPr>
+            <w:r>
+              <w:rPr>
+                <w:lang w:val="nl-NL"/>
+              </w:rPr>
+              <w:t>5 Stop spel knop</w:t>
+            </w:r>
+          </w:p>
+        </w:tc>
+        <w:tc>
+          <w:tcPr>
+            <w:tcW w:w="7223" w:type="dxa"/>
+          </w:tcPr>
+          <w:p>
+            <w:pPr>
+              <w:ind w:left="0" w:firstLine="0"/>
+              <w:rPr>
+                <w:lang w:val="nl-NL"/>
+              </w:rPr>
+            </w:pPr>
+            <w:r>
+              <w:rPr>
+                <w:lang w:val="nl-NL"/>
+              </w:rPr>
+              <w:t>Om het spel af te sluiten</w:t>
+            </w:r>
+          </w:p>
+        </w:tc>
+      </w:tr>
+    </w:tbl>
+    <w:p>
+      <w:pPr>
+        <w:rPr>
+          <w:lang w:val="nl-NL"/>
+        </w:rPr>
+      </w:pPr>
+    </w:p>
+    <w:p>
+      <w:pPr>
+        <w:rPr>
+          <w:lang w:val="nl-NL"/>
+        </w:rPr>
+      </w:pPr>
+      <w:r>
+        <w:rPr>
+          <w:noProof/>
+          <w:lang w:val="nl-NL"/>
+        </w:rPr>
+        <w:lastRenderedPageBreak/>
+        <w:drawing>
+          <wp:inline distT="0" distB="0" distL="0" distR="0" wp14:anchorId="0DBDF5AE" wp14:editId="76989AB7">
+            <wp:extent cx="4864735" cy="3635375"/>
+            <wp:effectExtent l="0" t="0" r="0" b="3175"/>
+            <wp:docPr id="442516359" name="Picture 9"/>
+            <wp:cNvGraphicFramePr>
+              <a:graphicFrameLocks xmlns:a="http://schemas.openxmlformats.org/drawingml/2006/main" noChangeAspect="1"/>
+            </wp:cNvGraphicFramePr>
+            <a:graphic xmlns:a="http://schemas.openxmlformats.org/drawingml/2006/main">
+              <a:graphicData uri="http://schemas.openxmlformats.org/drawingml/2006/picture">
+                <pic:pic xmlns:pic="http://schemas.openxmlformats.org/drawingml/2006/picture">
+                  <pic:nvPicPr>
+                    <pic:cNvPr id="0" name="Picture 7"/>
+                    <pic:cNvPicPr>
+                      <a:picLocks noChangeAspect="1" noChangeArrowheads="1"/>
+                    </pic:cNvPicPr>
+                  </pic:nvPicPr>
+                  <pic:blipFill>
+                    <a:blip r:embed="rId13">
+                      <a:extLst>
+                        <a:ext uri="{28A0092B-C50C-407E-A947-70E740481C1C}">
+                          <a14:useLocalDpi xmlns:a14="http://schemas.microsoft.com/office/drawing/2010/main" val="0"/>
+                        </a:ext>
+                      </a:extLst>
+                    </a:blip>
+                    <a:srcRect/>
+                    <a:stretch>
+                      <a:fillRect/>
+                    </a:stretch>
+                  </pic:blipFill>
+                  <pic:spPr bwMode="auto">
+                    <a:xfrm>
+                      <a:off x="0" y="0"/>
+                      <a:ext cx="4864735" cy="3635375"/>
+                    </a:xfrm>
+                    <a:prstGeom prst="rect">
+                      <a:avLst/>
+                    </a:prstGeom>
+                    <a:noFill/>
+                    <a:ln>
+                      <a:noFill/>
+                    </a:ln>
+                  </pic:spPr>
+                </pic:pic>
+              </a:graphicData>
+            </a:graphic>
+          </wp:inline>
+        </w:drawing>
+      </w:r>
+    </w:p>
+    <w:tbl>
+      <w:tblPr>
+        <w:tblStyle w:val="TableGrid0"/>
+        <w:tblW w:w="0" w:type="auto"/>
+        <w:tblInd w:w="10" w:type="dxa"/>
+        <w:tblLook w:val="04A0" w:firstRow="1" w:lastRow="0" w:firstColumn="1" w:lastColumn="0" w:noHBand="0" w:noVBand="1"/>
+      </w:tblPr>
+      <w:tblGrid>
+        <w:gridCol w:w="2112"/>
+        <w:gridCol w:w="7223"/>
+      </w:tblGrid>
+      <w:tr>
+        <w:tc>
+          <w:tcPr>
+            <w:tcW w:w="2112" w:type="dxa"/>
+          </w:tcPr>
+          <w:p>
+            <w:pPr>
+              <w:ind w:left="0" w:firstLine="0"/>
+              <w:rPr>
+                <w:lang w:val="nl-NL"/>
+              </w:rPr>
+            </w:pPr>
+            <w:r>
+              <w:rPr>
+                <w:lang w:val="nl-NL"/>
+              </w:rPr>
+              <w:t>Object</w:t>
+            </w:r>
+          </w:p>
+        </w:tc>
+        <w:tc>
+          <w:tcPr>
+            <w:tcW w:w="7223" w:type="dxa"/>
+          </w:tcPr>
+          <w:p>
+            <w:pPr>
+              <w:ind w:left="0" w:firstLine="0"/>
+              <w:rPr>
+                <w:lang w:val="nl-NL"/>
+              </w:rPr>
+            </w:pPr>
+            <w:r>
+              <w:rPr>
+                <w:lang w:val="nl-NL"/>
+              </w:rPr>
+              <w:t>Beschrijving</w:t>
+            </w:r>
+          </w:p>
+        </w:tc>
+      </w:tr>
+      <w:tr>
+        <w:tc>
+          <w:tcPr>
+            <w:tcW w:w="2112" w:type="dxa"/>
+          </w:tcPr>
+          <w:p>
+            <w:pPr>
+              <w:ind w:left="0" w:firstLine="0"/>
+              <w:rPr>
+                <w:lang w:val="nl-NL"/>
+              </w:rPr>
+            </w:pPr>
+            <w:r>
+              <w:rPr>
+                <w:lang w:val="nl-NL"/>
+              </w:rPr>
+              <w:t xml:space="preserve">1 </w:t>
+            </w:r>
+            <w:r>
+              <w:rPr>
+                <w:lang w:val="nl-NL"/>
+              </w:rPr>
+              <w:t>Levels</w:t>
+            </w:r>
+          </w:p>
+        </w:tc>
+        <w:tc>
+          <w:tcPr>
+            <w:tcW w:w="7223" w:type="dxa"/>
+          </w:tcPr>
+          <w:p>
+            <w:pPr>
+              <w:ind w:left="0" w:firstLine="0"/>
+              <w:rPr>
+                <w:lang w:val="nl-NL"/>
+              </w:rPr>
+            </w:pPr>
+            <w:r>
+              <w:rPr>
+                <w:lang w:val="nl-NL"/>
+              </w:rPr>
+              <w:t>Te selecteren levels, afhankelijk van de kleur wordt de moeilijkheidsgraad aangegeven. Hogere levels leveren meer punten op voor een highscore maar zijn lastiger te halen. Via dit scherm kan je moeilijke levels oefenen om later in een “run” het best mogelijke resultaat te behalen.</w:t>
+            </w:r>
+          </w:p>
+          <w:p>
+            <w:pPr>
+              <w:ind w:left="0" w:firstLine="0"/>
+              <w:rPr>
+                <w:lang w:val="nl-NL"/>
+              </w:rPr>
+            </w:pPr>
+          </w:p>
+          <w:p>
+            <w:pPr>
+              <w:ind w:left="0" w:firstLine="0"/>
+              <w:rPr>
+                <w:lang w:val="nl-NL"/>
+              </w:rPr>
+            </w:pPr>
+            <w:r>
+              <w:rPr>
+                <w:lang w:val="nl-NL"/>
+              </w:rPr>
+              <w:t>Het selecteren van een level moet dan ook dat corresponderende level starten, wanneer dat level behaald is moet ook het volgende level het opvolgende level zijn en niet level 2</w:t>
+            </w:r>
+          </w:p>
+        </w:tc>
+      </w:tr>
+    </w:tbl>
+    <w:p>
+      <w:pPr>
+        <w:rPr>
+          <w:lang w:val="nl-NL"/>
+        </w:rPr>
+      </w:pPr>
+    </w:p>
+    <w:p>
+      <w:pPr>
+        <w:rPr>
+          <w:lang w:val="nl-NL"/>
+        </w:rPr>
+      </w:pPr>
+      <w:r>
+        <w:rPr>
+          <w:noProof/>
+          <w:lang w:val="nl-NL"/>
+        </w:rPr>
+        <w:lastRenderedPageBreak/>
+        <w:drawing>
+          <wp:inline distT="0" distB="0" distL="0" distR="0" wp14:anchorId="790A5151" wp14:editId="6EA184F4">
+            <wp:extent cx="4857115" cy="3649980"/>
+            <wp:effectExtent l="0" t="0" r="635" b="7620"/>
+            <wp:docPr id="428004479" name="Picture 10"/>
+            <wp:cNvGraphicFramePr>
+              <a:graphicFrameLocks xmlns:a="http://schemas.openxmlformats.org/drawingml/2006/main" noChangeAspect="1"/>
+            </wp:cNvGraphicFramePr>
+            <a:graphic xmlns:a="http://schemas.openxmlformats.org/drawingml/2006/main">
+              <a:graphicData uri="http://schemas.openxmlformats.org/drawingml/2006/picture">
+                <pic:pic xmlns:pic="http://schemas.openxmlformats.org/drawingml/2006/picture">
+                  <pic:nvPicPr>
+                    <pic:cNvPr id="0" name="Picture 8"/>
+                    <pic:cNvPicPr>
+                      <a:picLocks noChangeAspect="1" noChangeArrowheads="1"/>
+                    </pic:cNvPicPr>
+                  </pic:nvPicPr>
+                  <pic:blipFill>
+                    <a:blip r:embed="rId14">
+                      <a:extLst>
+                        <a:ext uri="{28A0092B-C50C-407E-A947-70E740481C1C}">
+                          <a14:useLocalDpi xmlns:a14="http://schemas.microsoft.com/office/drawing/2010/main" val="0"/>
+                        </a:ext>
+                      </a:extLst>
+                    </a:blip>
+                    <a:srcRect/>
+                    <a:stretch>
+                      <a:fillRect/>
+                    </a:stretch>
+                  </pic:blipFill>
+                  <pic:spPr bwMode="auto">
+                    <a:xfrm>
+                      <a:off x="0" y="0"/>
+                      <a:ext cx="4857115" cy="3649980"/>
+                    </a:xfrm>
+                    <a:prstGeom prst="rect">
+                      <a:avLst/>
+                    </a:prstGeom>
+                    <a:noFill/>
+                    <a:ln>
+                      <a:noFill/>
+                    </a:ln>
+                  </pic:spPr>
+                </pic:pic>
+              </a:graphicData>
+            </a:graphic>
+          </wp:inline>
+        </w:drawing>
+      </w:r>
+    </w:p>
+    <w:tbl>
+      <w:tblPr>
+        <w:tblStyle w:val="TableGrid0"/>
+        <w:tblW w:w="0" w:type="auto"/>
+        <w:tblInd w:w="10" w:type="dxa"/>
+        <w:tblLook w:val="04A0" w:firstRow="1" w:lastRow="0" w:firstColumn="1" w:lastColumn="0" w:noHBand="0" w:noVBand="1"/>
+      </w:tblPr>
+      <w:tblGrid>
+        <w:gridCol w:w="2112"/>
+        <w:gridCol w:w="7223"/>
+      </w:tblGrid>
+      <w:tr>
+        <w:tc>
+          <w:tcPr>
+            <w:tcW w:w="2112" w:type="dxa"/>
+          </w:tcPr>
+          <w:p>
+            <w:pPr>
+              <w:ind w:left="0" w:firstLine="0"/>
+              <w:rPr>
+                <w:lang w:val="nl-NL"/>
+              </w:rPr>
+            </w:pPr>
+            <w:r>
+              <w:rPr>
+                <w:lang w:val="nl-NL"/>
+              </w:rPr>
+              <w:t>Object</w:t>
+            </w:r>
+          </w:p>
+        </w:tc>
+        <w:tc>
+          <w:tcPr>
+            <w:tcW w:w="7223" w:type="dxa"/>
+          </w:tcPr>
+          <w:p>
+            <w:pPr>
+              <w:ind w:left="0" w:firstLine="0"/>
+              <w:rPr>
+                <w:lang w:val="nl-NL"/>
+              </w:rPr>
+            </w:pPr>
+            <w:r>
+              <w:rPr>
+                <w:lang w:val="nl-NL"/>
+              </w:rPr>
+              <w:t>Beschrijving</w:t>
+            </w:r>
+          </w:p>
+        </w:tc>
+      </w:tr>
+      <w:tr>
+        <w:tc>
+          <w:tcPr>
+            <w:tcW w:w="2112" w:type="dxa"/>
+          </w:tcPr>
+          <w:p>
+            <w:pPr>
+              <w:ind w:left="0" w:firstLine="0"/>
+              <w:rPr>
+                <w:lang w:val="nl-NL"/>
+              </w:rPr>
+            </w:pPr>
+            <w:r>
+              <w:rPr>
+                <w:lang w:val="nl-NL"/>
+              </w:rPr>
+              <w:t>1 Score</w:t>
+            </w:r>
+          </w:p>
+        </w:tc>
+        <w:tc>
+          <w:tcPr>
+            <w:tcW w:w="7223" w:type="dxa"/>
+          </w:tcPr>
+          <w:p>
+            <w:pPr>
+              <w:ind w:left="0" w:firstLine="0"/>
+              <w:rPr>
+                <w:lang w:val="nl-NL"/>
+              </w:rPr>
+            </w:pPr>
+            <w:r>
+              <w:rPr>
+                <w:lang w:val="nl-NL"/>
+              </w:rPr>
+              <w:t>De score wordt hier bijgehouden van het huidige spel. Verschillende acties leveren punten op, zoals blokken kapotmaken, levels halen en bonuspunten.</w:t>
+            </w:r>
+          </w:p>
+        </w:tc>
+      </w:tr>
+      <w:tr>
+        <w:tc>
+          <w:tcPr>
+            <w:tcW w:w="2112" w:type="dxa"/>
+          </w:tcPr>
+          <w:p>
+            <w:pPr>
+              <w:ind w:left="0" w:firstLine="0"/>
+              <w:rPr>
+                <w:lang w:val="nl-NL"/>
+              </w:rPr>
+            </w:pPr>
+            <w:r>
+              <w:rPr>
+                <w:lang w:val="nl-NL"/>
+              </w:rPr>
+              <w:t>2 Blokken</w:t>
+            </w:r>
+          </w:p>
+        </w:tc>
+        <w:tc>
+          <w:tcPr>
+            <w:tcW w:w="7223" w:type="dxa"/>
+          </w:tcPr>
+          <w:p>
+            <w:pPr>
+              <w:ind w:left="0" w:firstLine="0"/>
+              <w:rPr>
+                <w:lang w:val="nl-NL"/>
+              </w:rPr>
+            </w:pPr>
+            <w:r>
+              <w:rPr>
+                <w:lang w:val="nl-NL"/>
+              </w:rPr>
+              <w:t>De blokken zijn het doel van het spel, vernietig alle blokken en haal het level. Blokken hebben verschillende eigenschappen zoals de positie, hoe vaak een blok geraakt moet worden voordat deze kapot gaat. Het blok kan ook een power-up bevatten of onverwoestbaar zijn. De meeste van deze eigenschappen worden door de kleur gedefinieerd.</w:t>
+            </w:r>
+          </w:p>
+        </w:tc>
+      </w:tr>
+      <w:tr>
+        <w:tc>
+          <w:tcPr>
+            <w:tcW w:w="2112" w:type="dxa"/>
+          </w:tcPr>
+          <w:p>
+            <w:pPr>
+              <w:ind w:left="0" w:firstLine="0"/>
+              <w:rPr>
+                <w:lang w:val="nl-NL"/>
+              </w:rPr>
+            </w:pPr>
+            <w:r>
+              <w:rPr>
+                <w:lang w:val="nl-NL"/>
+              </w:rPr>
+              <w:t>3 Levens</w:t>
+            </w:r>
+          </w:p>
+        </w:tc>
+        <w:tc>
+          <w:tcPr>
+            <w:tcW w:w="7223" w:type="dxa"/>
+          </w:tcPr>
+          <w:p>
+            <w:pPr>
+              <w:ind w:left="0" w:firstLine="0"/>
+              <w:rPr>
+                <w:lang w:val="nl-NL"/>
+              </w:rPr>
+            </w:pPr>
+            <w:r>
+              <w:rPr>
+                <w:lang w:val="nl-NL"/>
+              </w:rPr>
+              <w:t>Hier worden de levens getoond, wanneer de levens 0 bereiken is het game-over</w:t>
+            </w:r>
+          </w:p>
+        </w:tc>
+      </w:tr>
+      <w:tr>
+        <w:tc>
+          <w:tcPr>
+            <w:tcW w:w="2112" w:type="dxa"/>
+          </w:tcPr>
+          <w:p>
+            <w:pPr>
+              <w:ind w:left="0" w:firstLine="0"/>
+              <w:rPr>
+                <w:lang w:val="nl-NL"/>
+              </w:rPr>
+            </w:pPr>
+            <w:r>
+              <w:rPr>
+                <w:lang w:val="nl-NL"/>
+              </w:rPr>
+              <w:t>4 Balletje</w:t>
+            </w:r>
+          </w:p>
+        </w:tc>
+        <w:tc>
+          <w:tcPr>
+            <w:tcW w:w="7223" w:type="dxa"/>
+          </w:tcPr>
+          <w:p>
+            <w:pPr>
+              <w:ind w:left="0" w:firstLine="0"/>
+              <w:rPr>
+                <w:lang w:val="nl-NL"/>
+              </w:rPr>
+            </w:pPr>
+            <w:r>
+              <w:rPr>
+                <w:lang w:val="nl-NL"/>
+              </w:rPr>
+              <w:t>Het balletje stuitert rond door het speelveld en heeft de kracht om de blokken te vernietigen, door middel van het platform wordt het balletje in het speelveld gehouden.</w:t>
+            </w:r>
+          </w:p>
+        </w:tc>
+      </w:tr>
+      <w:tr>
+        <w:tc>
+          <w:tcPr>
+            <w:tcW w:w="2112" w:type="dxa"/>
+          </w:tcPr>
+          <w:p>
+            <w:pPr>
+              <w:ind w:left="0" w:firstLine="0"/>
+              <w:rPr>
+                <w:lang w:val="nl-NL"/>
+              </w:rPr>
+            </w:pPr>
+            <w:r>
+              <w:rPr>
+                <w:lang w:val="nl-NL"/>
+              </w:rPr>
+              <w:t>5 Platform “Vaus”</w:t>
+            </w:r>
+          </w:p>
+        </w:tc>
+        <w:tc>
+          <w:tcPr>
+            <w:tcW w:w="7223" w:type="dxa"/>
+          </w:tcPr>
+          <w:p>
+            <w:pPr>
+              <w:ind w:left="0" w:firstLine="0"/>
+              <w:rPr>
+                <w:lang w:val="nl-NL"/>
+              </w:rPr>
+            </w:pPr>
+            <w:r>
+              <w:rPr>
+                <w:lang w:val="nl-NL"/>
+              </w:rPr>
+              <w:t xml:space="preserve">Het platform is door de speler te besturen in enkel horizontale richting en het balletje stuitert af van het platform, hiermee kan de richting van het balletje worden bepaald. </w:t>
+            </w:r>
+          </w:p>
+        </w:tc>
+      </w:tr>
+    </w:tbl>
+    <w:p>
+      <w:pPr>
+        <w:rPr>
+          <w:lang w:val="nl-NL"/>
+        </w:rPr>
+      </w:pPr>
     </w:p>
     <w:p>
       <w:pPr>
@@ -9733,7 +10458,7 @@
           <w:lang w:val="nl-NL"/>
         </w:rPr>
       </w:pPr>
-      <w:bookmarkStart w:id="11" w:name="_Toc224839325"/>
+      <w:bookmarkStart w:id="10" w:name="_Toc224839325"/>
       <w:r>
         <w:rPr>
           <w:lang w:val="nl-NL"/>
@@ -9741,7 +10466,7 @@
         <w:lastRenderedPageBreak/>
         <w:t>Technisch ontwerp</w:t>
       </w:r>
-      <w:bookmarkEnd w:id="11"/>
+      <w:bookmarkEnd w:id="10"/>
     </w:p>
     <w:p>
       <w:pPr>
@@ -9758,9 +10483,9 @@
     </w:p>
     <w:p/>
     <w:sectPr>
-      <w:footerReference w:type="even" r:id="rId12"/>
-      <w:footerReference w:type="default" r:id="rId13"/>
-      <w:footerReference w:type="first" r:id="rId14"/>
+      <w:footerReference w:type="even" r:id="rId15"/>
+      <w:footerReference w:type="default" r:id="rId16"/>
+      <w:footerReference w:type="first" r:id="rId17"/>
       <w:pgSz w:w="12240" w:h="15840"/>
       <w:pgMar w:top="1436" w:right="1445" w:bottom="1953" w:left="1440" w:header="720" w:footer="720" w:gutter="0"/>
       <w:pgNumType w:start="0"/>
@@ -9772,7 +10497,7 @@
 </file>
 
 <file path=word/endnotes.xml><?xml version="1.0" encoding="utf-8"?>
-<w:endnotes xmlns:wpc="http://schemas.microsoft.com/office/word/2010/wordprocessingCanvas" xmlns:cx="http://schemas.microsoft.com/office/drawing/2014/chartex" xmlns:cx1="http://schemas.microsoft.com/office/drawing/2015/9/8/chartex" xmlns:cx2="http://schemas.microsoft.com/office/drawing/2015/10/21/chartex" xmlns:cx3="http://schemas.microsoft.com/office/drawing/2016/5/9/chartex" xmlns:cx4="http://schemas.microsoft.com/office/drawing/2016/5/10/chartex" xmlns:cx5="http://schemas.microsoft.com/office/drawing/2016/5/11/chartex" xmlns:cx6="http://schemas.microsoft.com/office/drawing/2016/5/12/chartex" xmlns:cx7="http://schemas.microsoft.com/office/drawing/2016/5/13/chartex" xmlns:cx8="http://schemas.microsoft.com/office/drawing/2016/5/14/chartex" xmlns:mc="http://schemas.openxmlformats.org/markup-compatibility/2006" xmlns:aink="http://schemas.microsoft.com/office/drawing/2016/ink" xmlns:am3d="http://schemas.microsoft.com/office/drawing/2017/model3d" xmlns:o="urn:schemas-microsoft-com:office:office" xmlns:r="http://schemas.openxmlformats.org/officeDocument/2006/relationships" xmlns:m="http://schemas.openxmlformats.org/officeDocument/2006/math" xmlns:v="urn:schemas-microsoft-com:vml" xmlns:wp14="http://schemas.microsoft.com/office/word/2010/wordprocessingDrawing" xmlns:wp="http://schemas.openxmlformats.org/drawingml/2006/wordprocessingDrawing" xmlns:w10="urn:schemas-microsoft-com:office:word" xmlns:w="http://schemas.openxmlformats.org/wordprocessingml/2006/main" xmlns:w14="http://schemas.microsoft.com/office/word/2010/wordml" xmlns:w15="http://schemas.microsoft.com/office/word/2012/wordml" xmlns:w16cid="http://schemas.microsoft.com/office/word/2016/wordml/cid" xmlns:w16se="http://schemas.microsoft.com/office/word/2015/wordml/symex" xmlns:wpg="http://schemas.microsoft.com/office/word/2010/wordprocessingGroup" xmlns:wpi="http://schemas.microsoft.com/office/word/2010/wordprocessingInk" xmlns:wne="http://schemas.microsoft.com/office/word/2006/wordml" xmlns:wps="http://schemas.microsoft.com/office/word/2010/wordprocessingShape" mc:Ignorable="w14 w15 w16se w16cid wp14">
+<w:endnotes xmlns:wpc="http://schemas.microsoft.com/office/word/2010/wordprocessingCanvas" xmlns:cx="http://schemas.microsoft.com/office/drawing/2014/chartex" xmlns:cx1="http://schemas.microsoft.com/office/drawing/2015/9/8/chartex" xmlns:cx2="http://schemas.microsoft.com/office/drawing/2015/10/21/chartex" xmlns:cx3="http://schemas.microsoft.com/office/drawing/2016/5/9/chartex" xmlns:cx4="http://schemas.microsoft.com/office/drawing/2016/5/10/chartex" xmlns:cx5="http://schemas.microsoft.com/office/drawing/2016/5/11/chartex" xmlns:cx6="http://schemas.microsoft.com/office/drawing/2016/5/12/chartex" xmlns:cx7="http://schemas.microsoft.com/office/drawing/2016/5/13/chartex" xmlns:cx8="http://schemas.microsoft.com/office/drawing/2016/5/14/chartex" xmlns:mc="http://schemas.openxmlformats.org/markup-compatibility/2006" xmlns:aink="http://schemas.microsoft.com/office/drawing/2016/ink" xmlns:am3d="http://schemas.microsoft.com/office/drawing/2017/model3d" xmlns:o="urn:schemas-microsoft-com:office:office" xmlns:oel="http://schemas.microsoft.com/office/2019/extlst" xmlns:r="http://schemas.openxmlformats.org/officeDocument/2006/relationships" xmlns:m="http://schemas.openxmlformats.org/officeDocument/2006/math" xmlns:v="urn:schemas-microsoft-com:vml" xmlns:wp14="http://schemas.microsoft.com/office/word/2010/wordprocessingDrawing" xmlns:wp="http://schemas.openxmlformats.org/drawingml/2006/wordprocessingDrawing" xmlns:w10="urn:schemas-microsoft-com:office:word" xmlns:w="http://schemas.openxmlformats.org/wordprocessingml/2006/main" xmlns:w14="http://schemas.microsoft.com/office/word/2010/wordml" xmlns:w15="http://schemas.microsoft.com/office/word/2012/wordml" xmlns:w16cex="http://schemas.microsoft.com/office/word/2018/wordml/cex" xmlns:w16cid="http://schemas.microsoft.com/office/word/2016/wordml/cid" xmlns:w16="http://schemas.microsoft.com/office/word/2018/wordml" xmlns:w16du="http://schemas.microsoft.com/office/word/2023/wordml/word16du" xmlns:w16sdtdh="http://schemas.microsoft.com/office/word/2020/wordml/sdtdatahash" xmlns:w16sdtfl="http://schemas.microsoft.com/office/word/2024/wordml/sdtformatlock" xmlns:w16se="http://schemas.microsoft.com/office/word/2015/wordml/symex" xmlns:wpg="http://schemas.microsoft.com/office/word/2010/wordprocessingGroup" xmlns:wpi="http://schemas.microsoft.com/office/word/2010/wordprocessingInk" xmlns:wne="http://schemas.microsoft.com/office/word/2006/wordml" xmlns:wps="http://schemas.microsoft.com/office/word/2010/wordprocessingShape" mc:Ignorable="w14 w15 w16se w16cid w16 w16cex w16sdtdh w16sdtfl w16du wp14">
   <w:endnote w:type="separator" w:id="-1">
     <w:p>
       <w:pPr>
@@ -9797,7 +10522,7 @@
 </file>
 
 <file path=word/footer1.xml><?xml version="1.0" encoding="utf-8"?>
-<w:ftr xmlns:wpc="http://schemas.microsoft.com/office/word/2010/wordprocessingCanvas" xmlns:cx="http://schemas.microsoft.com/office/drawing/2014/chartex" xmlns:cx1="http://schemas.microsoft.com/office/drawing/2015/9/8/chartex" xmlns:cx2="http://schemas.microsoft.com/office/drawing/2015/10/21/chartex" xmlns:cx3="http://schemas.microsoft.com/office/drawing/2016/5/9/chartex" xmlns:cx4="http://schemas.microsoft.com/office/drawing/2016/5/10/chartex" xmlns:cx5="http://schemas.microsoft.com/office/drawing/2016/5/11/chartex" xmlns:cx6="http://schemas.microsoft.com/office/drawing/2016/5/12/chartex" xmlns:cx7="http://schemas.microsoft.com/office/drawing/2016/5/13/chartex" xmlns:cx8="http://schemas.microsoft.com/office/drawing/2016/5/14/chartex" xmlns:mc="http://schemas.openxmlformats.org/markup-compatibility/2006" xmlns:aink="http://schemas.microsoft.com/office/drawing/2016/ink" xmlns:am3d="http://schemas.microsoft.com/office/drawing/2017/model3d" xmlns:o="urn:schemas-microsoft-com:office:office" xmlns:r="http://schemas.openxmlformats.org/officeDocument/2006/relationships" xmlns:m="http://schemas.openxmlformats.org/officeDocument/2006/math" xmlns:v="urn:schemas-microsoft-com:vml" xmlns:wp14="http://schemas.microsoft.com/office/word/2010/wordprocessingDrawing" xmlns:wp="http://schemas.openxmlformats.org/drawingml/2006/wordprocessingDrawing" xmlns:w10="urn:schemas-microsoft-com:office:word" xmlns:w="http://schemas.openxmlformats.org/wordprocessingml/2006/main" xmlns:w14="http://schemas.microsoft.com/office/word/2010/wordml" xmlns:w15="http://schemas.microsoft.com/office/word/2012/wordml" xmlns:w16cid="http://schemas.microsoft.com/office/word/2016/wordml/cid" xmlns:w16se="http://schemas.microsoft.com/office/word/2015/wordml/symex" xmlns:wpg="http://schemas.microsoft.com/office/word/2010/wordprocessingGroup" xmlns:wpi="http://schemas.microsoft.com/office/word/2010/wordprocessingInk" xmlns:wne="http://schemas.microsoft.com/office/word/2006/wordml" xmlns:wps="http://schemas.microsoft.com/office/word/2010/wordprocessingShape" mc:Ignorable="w14 w15 w16se w16cid wp14">
+<w:ftr xmlns:wpc="http://schemas.microsoft.com/office/word/2010/wordprocessingCanvas" xmlns:cx="http://schemas.microsoft.com/office/drawing/2014/chartex" xmlns:cx1="http://schemas.microsoft.com/office/drawing/2015/9/8/chartex" xmlns:cx2="http://schemas.microsoft.com/office/drawing/2015/10/21/chartex" xmlns:cx3="http://schemas.microsoft.com/office/drawing/2016/5/9/chartex" xmlns:cx4="http://schemas.microsoft.com/office/drawing/2016/5/10/chartex" xmlns:cx5="http://schemas.microsoft.com/office/drawing/2016/5/11/chartex" xmlns:cx6="http://schemas.microsoft.com/office/drawing/2016/5/12/chartex" xmlns:cx7="http://schemas.microsoft.com/office/drawing/2016/5/13/chartex" xmlns:cx8="http://schemas.microsoft.com/office/drawing/2016/5/14/chartex" xmlns:mc="http://schemas.openxmlformats.org/markup-compatibility/2006" xmlns:aink="http://schemas.microsoft.com/office/drawing/2016/ink" xmlns:am3d="http://schemas.microsoft.com/office/drawing/2017/model3d" xmlns:o="urn:schemas-microsoft-com:office:office" xmlns:oel="http://schemas.microsoft.com/office/2019/extlst" xmlns:r="http://schemas.openxmlformats.org/officeDocument/2006/relationships" xmlns:m="http://schemas.openxmlformats.org/officeDocument/2006/math" xmlns:v="urn:schemas-microsoft-com:vml" xmlns:wp14="http://schemas.microsoft.com/office/word/2010/wordprocessingDrawing" xmlns:wp="http://schemas.openxmlformats.org/drawingml/2006/wordprocessingDrawing" xmlns:w10="urn:schemas-microsoft-com:office:word" xmlns:w="http://schemas.openxmlformats.org/wordprocessingml/2006/main" xmlns:w14="http://schemas.microsoft.com/office/word/2010/wordml" xmlns:w15="http://schemas.microsoft.com/office/word/2012/wordml" xmlns:w16cex="http://schemas.microsoft.com/office/word/2018/wordml/cex" xmlns:w16cid="http://schemas.microsoft.com/office/word/2016/wordml/cid" xmlns:w16="http://schemas.microsoft.com/office/word/2018/wordml" xmlns:w16du="http://schemas.microsoft.com/office/word/2023/wordml/word16du" xmlns:w16sdtdh="http://schemas.microsoft.com/office/word/2020/wordml/sdtdatahash" xmlns:w16sdtfl="http://schemas.microsoft.com/office/word/2024/wordml/sdtformatlock" xmlns:w16se="http://schemas.microsoft.com/office/word/2015/wordml/symex" xmlns:wpg="http://schemas.microsoft.com/office/word/2010/wordprocessingGroup" xmlns:wpi="http://schemas.microsoft.com/office/word/2010/wordprocessingInk" xmlns:wne="http://schemas.microsoft.com/office/word/2006/wordml" xmlns:wps="http://schemas.microsoft.com/office/word/2010/wordprocessingShape" mc:Ignorable="w14 w15 w16se w16cid w16 w16cex w16sdtdh w16sdtfl w16du wp14">
   <w:p>
     <w:pPr>
       <w:tabs>
@@ -9814,7 +10539,7 @@
       <mc:AlternateContent>
         <mc:Choice Requires="wpg">
           <w:drawing>
-            <wp:anchor distT="0" distB="0" distL="114300" distR="114300" simplePos="0" relativeHeight="251658240" behindDoc="0" locked="0" layoutInCell="1" allowOverlap="1">
+            <wp:anchor distT="0" distB="0" distL="114300" distR="114300" simplePos="0" relativeHeight="251658240" behindDoc="0" locked="0" layoutInCell="1" allowOverlap="1" wp14:anchorId="0E76D946" wp14:editId="007A0FF4">
               <wp:simplePos x="0" y="0"/>
               <wp:positionH relativeFrom="page">
                 <wp:posOffset>614679</wp:posOffset>
@@ -9900,7 +10625,7 @@
         </mc:Choice>
         <mc:Fallback>
           <w:pict>
-            <v:group id="Group 11556" o:spid="_x0000_s1026" style="position:absolute;left:0;text-align:left;margin-left:48.4pt;margin-top:731.35pt;width:58.55pt;height:44.5pt;z-index:251658240;mso-position-horizontal-relative:page;mso-position-vertical-relative:page" coordsize="7433,5651" o:gfxdata="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">
+            <v:group w14:anchorId="0E76D946" id="Group 11556" o:spid="_x0000_s1026" style="position:absolute;left:0;text-align:left;margin-left:48.4pt;margin-top:731.35pt;width:58.55pt;height:44.5pt;z-index:251658240;mso-position-horizontal-relative:page;mso-position-vertical-relative:page" coordsize="7433,5651" o:gfxdata="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">
               <v:shapetype id="_x0000_t75" coordsize="21600,21600" o:spt="75" o:preferrelative="t" path="m@4@5l@4@11@9@11@9@5xe" filled="f" stroked="f">
                 <v:stroke joinstyle="miter"/>
                 <v:formulas>
@@ -9970,7 +10695,7 @@
 </file>
 
 <file path=word/footer2.xml><?xml version="1.0" encoding="utf-8"?>
-<w:ftr xmlns:wpc="http://schemas.microsoft.com/office/word/2010/wordprocessingCanvas" xmlns:cx="http://schemas.microsoft.com/office/drawing/2014/chartex" xmlns:cx1="http://schemas.microsoft.com/office/drawing/2015/9/8/chartex" xmlns:cx2="http://schemas.microsoft.com/office/drawing/2015/10/21/chartex" xmlns:cx3="http://schemas.microsoft.com/office/drawing/2016/5/9/chartex" xmlns:cx4="http://schemas.microsoft.com/office/drawing/2016/5/10/chartex" xmlns:cx5="http://schemas.microsoft.com/office/drawing/2016/5/11/chartex" xmlns:cx6="http://schemas.microsoft.com/office/drawing/2016/5/12/chartex" xmlns:cx7="http://schemas.microsoft.com/office/drawing/2016/5/13/chartex" xmlns:cx8="http://schemas.microsoft.com/office/drawing/2016/5/14/chartex" xmlns:mc="http://schemas.openxmlformats.org/markup-compatibility/2006" xmlns:aink="http://schemas.microsoft.com/office/drawing/2016/ink" xmlns:am3d="http://schemas.microsoft.com/office/drawing/2017/model3d" xmlns:o="urn:schemas-microsoft-com:office:office" xmlns:r="http://schemas.openxmlformats.org/officeDocument/2006/relationships" xmlns:m="http://schemas.openxmlformats.org/officeDocument/2006/math" xmlns:v="urn:schemas-microsoft-com:vml" xmlns:wp14="http://schemas.microsoft.com/office/word/2010/wordprocessingDrawing" xmlns:wp="http://schemas.openxmlformats.org/drawingml/2006/wordprocessingDrawing" xmlns:w10="urn:schemas-microsoft-com:office:word" xmlns:w="http://schemas.openxmlformats.org/wordprocessingml/2006/main" xmlns:w14="http://schemas.microsoft.com/office/word/2010/wordml" xmlns:w15="http://schemas.microsoft.com/office/word/2012/wordml" xmlns:w16cid="http://schemas.microsoft.com/office/word/2016/wordml/cid" xmlns:w16se="http://schemas.microsoft.com/office/word/2015/wordml/symex" xmlns:wpg="http://schemas.microsoft.com/office/word/2010/wordprocessingGroup" xmlns:wpi="http://schemas.microsoft.com/office/word/2010/wordprocessingInk" xmlns:wne="http://schemas.microsoft.com/office/word/2006/wordml" xmlns:wps="http://schemas.microsoft.com/office/word/2010/wordprocessingShape" mc:Ignorable="w14 w15 w16se w16cid wp14">
+<w:ftr xmlns:wpc="http://schemas.microsoft.com/office/word/2010/wordprocessingCanvas" xmlns:cx="http://schemas.microsoft.com/office/drawing/2014/chartex" xmlns:cx1="http://schemas.microsoft.com/office/drawing/2015/9/8/chartex" xmlns:cx2="http://schemas.microsoft.com/office/drawing/2015/10/21/chartex" xmlns:cx3="http://schemas.microsoft.com/office/drawing/2016/5/9/chartex" xmlns:cx4="http://schemas.microsoft.com/office/drawing/2016/5/10/chartex" xmlns:cx5="http://schemas.microsoft.com/office/drawing/2016/5/11/chartex" xmlns:cx6="http://schemas.microsoft.com/office/drawing/2016/5/12/chartex" xmlns:cx7="http://schemas.microsoft.com/office/drawing/2016/5/13/chartex" xmlns:cx8="http://schemas.microsoft.com/office/drawing/2016/5/14/chartex" xmlns:mc="http://schemas.openxmlformats.org/markup-compatibility/2006" xmlns:aink="http://schemas.microsoft.com/office/drawing/2016/ink" xmlns:am3d="http://schemas.microsoft.com/office/drawing/2017/model3d" xmlns:o="urn:schemas-microsoft-com:office:office" xmlns:oel="http://schemas.microsoft.com/office/2019/extlst" xmlns:r="http://schemas.openxmlformats.org/officeDocument/2006/relationships" xmlns:m="http://schemas.openxmlformats.org/officeDocument/2006/math" xmlns:v="urn:schemas-microsoft-com:vml" xmlns:wp14="http://schemas.microsoft.com/office/word/2010/wordprocessingDrawing" xmlns:wp="http://schemas.openxmlformats.org/drawingml/2006/wordprocessingDrawing" xmlns:w10="urn:schemas-microsoft-com:office:word" xmlns:w="http://schemas.openxmlformats.org/wordprocessingml/2006/main" xmlns:w14="http://schemas.microsoft.com/office/word/2010/wordml" xmlns:w15="http://schemas.microsoft.com/office/word/2012/wordml" xmlns:w16cex="http://schemas.microsoft.com/office/word/2018/wordml/cex" xmlns:w16cid="http://schemas.microsoft.com/office/word/2016/wordml/cid" xmlns:w16="http://schemas.microsoft.com/office/word/2018/wordml" xmlns:w16du="http://schemas.microsoft.com/office/word/2023/wordml/word16du" xmlns:w16sdtdh="http://schemas.microsoft.com/office/word/2020/wordml/sdtdatahash" xmlns:w16sdtfl="http://schemas.microsoft.com/office/word/2024/wordml/sdtformatlock" xmlns:w16se="http://schemas.microsoft.com/office/word/2015/wordml/symex" xmlns:wpg="http://schemas.microsoft.com/office/word/2010/wordprocessingGroup" xmlns:wpi="http://schemas.microsoft.com/office/word/2010/wordprocessingInk" xmlns:wne="http://schemas.microsoft.com/office/word/2006/wordml" xmlns:wps="http://schemas.microsoft.com/office/word/2010/wordprocessingShape" mc:Ignorable="w14 w15 w16se w16cid w16 w16cex w16sdtdh w16sdtfl w16du wp14">
   <w:p>
     <w:pPr>
       <w:tabs>
@@ -9987,7 +10712,7 @@
       <mc:AlternateContent>
         <mc:Choice Requires="wpg">
           <w:drawing>
-            <wp:anchor distT="0" distB="0" distL="114300" distR="114300" simplePos="0" relativeHeight="251659264" behindDoc="0" locked="0" layoutInCell="1" allowOverlap="1">
+            <wp:anchor distT="0" distB="0" distL="114300" distR="114300" simplePos="0" relativeHeight="251659264" behindDoc="0" locked="0" layoutInCell="1" allowOverlap="1" wp14:anchorId="65C2A11F" wp14:editId="76AC2187">
               <wp:simplePos x="0" y="0"/>
               <wp:positionH relativeFrom="page">
                 <wp:posOffset>614679</wp:posOffset>
@@ -10073,7 +10798,7 @@
         </mc:Choice>
         <mc:Fallback>
           <w:pict>
-            <v:group id="Group 11545" o:spid="_x0000_s1029" style="position:absolute;left:0;text-align:left;margin-left:48.4pt;margin-top:731.35pt;width:58.55pt;height:44.5pt;z-index:251659264;mso-position-horizontal-relative:page;mso-position-vertical-relative:page" coordsize="7433,5651" o:gfxdata="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">
+            <v:group w14:anchorId="65C2A11F" id="Group 11545" o:spid="_x0000_s1029" style="position:absolute;left:0;text-align:left;margin-left:48.4pt;margin-top:731.35pt;width:58.55pt;height:44.5pt;z-index:251659264;mso-position-horizontal-relative:page;mso-position-vertical-relative:page" coordsize="7433,5651" o:gfxdata="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">
               <v:shapetype id="_x0000_t75" coordsize="21600,21600" o:spt="75" o:preferrelative="t" path="m@4@5l@4@11@9@11@9@5xe" filled="f" stroked="f">
                 <v:stroke joinstyle="miter"/>
                 <v:formulas>
@@ -10143,7 +10868,7 @@
 </file>
 
 <file path=word/footer3.xml><?xml version="1.0" encoding="utf-8"?>
-<w:ftr xmlns:wpc="http://schemas.microsoft.com/office/word/2010/wordprocessingCanvas" xmlns:cx="http://schemas.microsoft.com/office/drawing/2014/chartex" xmlns:cx1="http://schemas.microsoft.com/office/drawing/2015/9/8/chartex" xmlns:cx2="http://schemas.microsoft.com/office/drawing/2015/10/21/chartex" xmlns:cx3="http://schemas.microsoft.com/office/drawing/2016/5/9/chartex" xmlns:cx4="http://schemas.microsoft.com/office/drawing/2016/5/10/chartex" xmlns:cx5="http://schemas.microsoft.com/office/drawing/2016/5/11/chartex" xmlns:cx6="http://schemas.microsoft.com/office/drawing/2016/5/12/chartex" xmlns:cx7="http://schemas.microsoft.com/office/drawing/2016/5/13/chartex" xmlns:cx8="http://schemas.microsoft.com/office/drawing/2016/5/14/chartex" xmlns:mc="http://schemas.openxmlformats.org/markup-compatibility/2006" xmlns:aink="http://schemas.microsoft.com/office/drawing/2016/ink" xmlns:am3d="http://schemas.microsoft.com/office/drawing/2017/model3d" xmlns:o="urn:schemas-microsoft-com:office:office" xmlns:r="http://schemas.openxmlformats.org/officeDocument/2006/relationships" xmlns:m="http://schemas.openxmlformats.org/officeDocument/2006/math" xmlns:v="urn:schemas-microsoft-com:vml" xmlns:wp14="http://schemas.microsoft.com/office/word/2010/wordprocessingDrawing" xmlns:wp="http://schemas.openxmlformats.org/drawingml/2006/wordprocessingDrawing" xmlns:w10="urn:schemas-microsoft-com:office:word" xmlns:w="http://schemas.openxmlformats.org/wordprocessingml/2006/main" xmlns:w14="http://schemas.microsoft.com/office/word/2010/wordml" xmlns:w15="http://schemas.microsoft.com/office/word/2012/wordml" xmlns:w16cid="http://schemas.microsoft.com/office/word/2016/wordml/cid" xmlns:w16se="http://schemas.microsoft.com/office/word/2015/wordml/symex" xmlns:wpg="http://schemas.microsoft.com/office/word/2010/wordprocessingGroup" xmlns:wpi="http://schemas.microsoft.com/office/word/2010/wordprocessingInk" xmlns:wne="http://schemas.microsoft.com/office/word/2006/wordml" xmlns:wps="http://schemas.microsoft.com/office/word/2010/wordprocessingShape" mc:Ignorable="w14 w15 w16se w16cid wp14">
+<w:ftr xmlns:wpc="http://schemas.microsoft.com/office/word/2010/wordprocessingCanvas" xmlns:cx="http://schemas.microsoft.com/office/drawing/2014/chartex" xmlns:cx1="http://schemas.microsoft.com/office/drawing/2015/9/8/chartex" xmlns:cx2="http://schemas.microsoft.com/office/drawing/2015/10/21/chartex" xmlns:cx3="http://schemas.microsoft.com/office/drawing/2016/5/9/chartex" xmlns:cx4="http://schemas.microsoft.com/office/drawing/2016/5/10/chartex" xmlns:cx5="http://schemas.microsoft.com/office/drawing/2016/5/11/chartex" xmlns:cx6="http://schemas.microsoft.com/office/drawing/2016/5/12/chartex" xmlns:cx7="http://schemas.microsoft.com/office/drawing/2016/5/13/chartex" xmlns:cx8="http://schemas.microsoft.com/office/drawing/2016/5/14/chartex" xmlns:mc="http://schemas.openxmlformats.org/markup-compatibility/2006" xmlns:aink="http://schemas.microsoft.com/office/drawing/2016/ink" xmlns:am3d="http://schemas.microsoft.com/office/drawing/2017/model3d" xmlns:o="urn:schemas-microsoft-com:office:office" xmlns:oel="http://schemas.microsoft.com/office/2019/extlst" xmlns:r="http://schemas.openxmlformats.org/officeDocument/2006/relationships" xmlns:m="http://schemas.openxmlformats.org/officeDocument/2006/math" xmlns:v="urn:schemas-microsoft-com:vml" xmlns:wp14="http://schemas.microsoft.com/office/word/2010/wordprocessingDrawing" xmlns:wp="http://schemas.openxmlformats.org/drawingml/2006/wordprocessingDrawing" xmlns:w10="urn:schemas-microsoft-com:office:word" xmlns:w="http://schemas.openxmlformats.org/wordprocessingml/2006/main" xmlns:w14="http://schemas.microsoft.com/office/word/2010/wordml" xmlns:w15="http://schemas.microsoft.com/office/word/2012/wordml" xmlns:w16cex="http://schemas.microsoft.com/office/word/2018/wordml/cex" xmlns:w16cid="http://schemas.microsoft.com/office/word/2016/wordml/cid" xmlns:w16="http://schemas.microsoft.com/office/word/2018/wordml" xmlns:w16du="http://schemas.microsoft.com/office/word/2023/wordml/word16du" xmlns:w16sdtdh="http://schemas.microsoft.com/office/word/2020/wordml/sdtdatahash" xmlns:w16sdtfl="http://schemas.microsoft.com/office/word/2024/wordml/sdtformatlock" xmlns:w16se="http://schemas.microsoft.com/office/word/2015/wordml/symex" xmlns:wpg="http://schemas.microsoft.com/office/word/2010/wordprocessingGroup" xmlns:wpi="http://schemas.microsoft.com/office/word/2010/wordprocessingInk" xmlns:wne="http://schemas.microsoft.com/office/word/2006/wordml" xmlns:wps="http://schemas.microsoft.com/office/word/2010/wordprocessingShape" mc:Ignorable="w14 w15 w16se w16cid w16 w16cex w16sdtdh w16sdtfl w16du wp14">
   <w:p>
     <w:pPr>
       <w:spacing w:after="160" w:line="259" w:lineRule="auto"/>
@@ -10154,7 +10879,7 @@
 </file>
 
 <file path=word/footnotes.xml><?xml version="1.0" encoding="utf-8"?>
-<w:footnotes xmlns:wpc="http://schemas.microsoft.com/office/word/2010/wordprocessingCanvas" xmlns:cx="http://schemas.microsoft.com/office/drawing/2014/chartex" xmlns:cx1="http://schemas.microsoft.com/office/drawing/2015/9/8/chartex" xmlns:cx2="http://schemas.microsoft.com/office/drawing/2015/10/21/chartex" xmlns:cx3="http://schemas.microsoft.com/office/drawing/2016/5/9/chartex" xmlns:cx4="http://schemas.microsoft.com/office/drawing/2016/5/10/chartex" xmlns:cx5="http://schemas.microsoft.com/office/drawing/2016/5/11/chartex" xmlns:cx6="http://schemas.microsoft.com/office/drawing/2016/5/12/chartex" xmlns:cx7="http://schemas.microsoft.com/office/drawing/2016/5/13/chartex" xmlns:cx8="http://schemas.microsoft.com/office/drawing/2016/5/14/chartex" xmlns:mc="http://schemas.openxmlformats.org/markup-compatibility/2006" xmlns:aink="http://schemas.microsoft.com/office/drawing/2016/ink" xmlns:am3d="http://schemas.microsoft.com/office/drawing/2017/model3d" xmlns:o="urn:schemas-microsoft-com:office:office" xmlns:r="http://schemas.openxmlformats.org/officeDocument/2006/relationships" xmlns:m="http://schemas.openxmlformats.org/officeDocument/2006/math" xmlns:v="urn:schemas-microsoft-com:vml" xmlns:wp14="http://schemas.microsoft.com/office/word/2010/wordprocessingDrawing" xmlns:wp="http://schemas.openxmlformats.org/drawingml/2006/wordprocessingDrawing" xmlns:w10="urn:schemas-microsoft-com:office:word" xmlns:w="http://schemas.openxmlformats.org/wordprocessingml/2006/main" xmlns:w14="http://schemas.microsoft.com/office/word/2010/wordml" xmlns:w15="http://schemas.microsoft.com/office/word/2012/wordml" xmlns:w16cid="http://schemas.microsoft.com/office/word/2016/wordml/cid" xmlns:w16se="http://schemas.microsoft.com/office/word/2015/wordml/symex" xmlns:wpg="http://schemas.microsoft.com/office/word/2010/wordprocessingGroup" xmlns:wpi="http://schemas.microsoft.com/office/word/2010/wordprocessingInk" xmlns:wne="http://schemas.microsoft.com/office/word/2006/wordml" xmlns:wps="http://schemas.microsoft.com/office/word/2010/wordprocessingShape" mc:Ignorable="w14 w15 w16se w16cid wp14">
+<w:footnotes xmlns:wpc="http://schemas.microsoft.com/office/word/2010/wordprocessingCanvas" xmlns:cx="http://schemas.microsoft.com/office/drawing/2014/chartex" xmlns:cx1="http://schemas.microsoft.com/office/drawing/2015/9/8/chartex" xmlns:cx2="http://schemas.microsoft.com/office/drawing/2015/10/21/chartex" xmlns:cx3="http://schemas.microsoft.com/office/drawing/2016/5/9/chartex" xmlns:cx4="http://schemas.microsoft.com/office/drawing/2016/5/10/chartex" xmlns:cx5="http://schemas.microsoft.com/office/drawing/2016/5/11/chartex" xmlns:cx6="http://schemas.microsoft.com/office/drawing/2016/5/12/chartex" xmlns:cx7="http://schemas.microsoft.com/office/drawing/2016/5/13/chartex" xmlns:cx8="http://schemas.microsoft.com/office/drawing/2016/5/14/chartex" xmlns:mc="http://schemas.openxmlformats.org/markup-compatibility/2006" xmlns:aink="http://schemas.microsoft.com/office/drawing/2016/ink" xmlns:am3d="http://schemas.microsoft.com/office/drawing/2017/model3d" xmlns:o="urn:schemas-microsoft-com:office:office" xmlns:oel="http://schemas.microsoft.com/office/2019/extlst" xmlns:r="http://schemas.openxmlformats.org/officeDocument/2006/relationships" xmlns:m="http://schemas.openxmlformats.org/officeDocument/2006/math" xmlns:v="urn:schemas-microsoft-com:vml" xmlns:wp14="http://schemas.microsoft.com/office/word/2010/wordprocessingDrawing" xmlns:wp="http://schemas.openxmlformats.org/drawingml/2006/wordprocessingDrawing" xmlns:w10="urn:schemas-microsoft-com:office:word" xmlns:w="http://schemas.openxmlformats.org/wordprocessingml/2006/main" xmlns:w14="http://schemas.microsoft.com/office/word/2010/wordml" xmlns:w15="http://schemas.microsoft.com/office/word/2012/wordml" xmlns:w16cex="http://schemas.microsoft.com/office/word/2018/wordml/cex" xmlns:w16cid="http://schemas.microsoft.com/office/word/2016/wordml/cid" xmlns:w16="http://schemas.microsoft.com/office/word/2018/wordml" xmlns:w16du="http://schemas.microsoft.com/office/word/2023/wordml/word16du" xmlns:w16sdtdh="http://schemas.microsoft.com/office/word/2020/wordml/sdtdatahash" xmlns:w16sdtfl="http://schemas.microsoft.com/office/word/2024/wordml/sdtformatlock" xmlns:w16se="http://schemas.microsoft.com/office/word/2015/wordml/symex" xmlns:wpg="http://schemas.microsoft.com/office/word/2010/wordprocessingGroup" xmlns:wpi="http://schemas.microsoft.com/office/word/2010/wordprocessingInk" xmlns:wne="http://schemas.microsoft.com/office/word/2006/wordml" xmlns:wps="http://schemas.microsoft.com/office/word/2010/wordprocessingShape" mc:Ignorable="w14 w15 w16se w16cid w16 w16cex w16sdtdh w16sdtfl w16du wp14">
   <w:footnote w:type="separator" w:id="-1">
     <w:p>
       <w:pPr>
@@ -10179,7 +10904,7 @@
 </file>
 
 <file path=word/numbering.xml><?xml version="1.0" encoding="utf-8"?>
-<w:numbering xmlns:wpc="http://schemas.microsoft.com/office/word/2010/wordprocessingCanvas" xmlns:cx="http://schemas.microsoft.com/office/drawing/2014/chartex" xmlns:cx1="http://schemas.microsoft.com/office/drawing/2015/9/8/chartex" xmlns:cx2="http://schemas.microsoft.com/office/drawing/2015/10/21/chartex" xmlns:cx3="http://schemas.microsoft.com/office/drawing/2016/5/9/chartex" xmlns:cx4="http://schemas.microsoft.com/office/drawing/2016/5/10/chartex" xmlns:cx5="http://schemas.microsoft.com/office/drawing/2016/5/11/chartex" xmlns:cx6="http://schemas.microsoft.com/office/drawing/2016/5/12/chartex" xmlns:cx7="http://schemas.microsoft.com/office/drawing/2016/5/13/chartex" xmlns:cx8="http://schemas.microsoft.com/office/drawing/2016/5/14/chartex" xmlns:mc="http://schemas.openxmlformats.org/markup-compatibility/2006" xmlns:aink="http://schemas.microsoft.com/office/drawing/2016/ink" xmlns:am3d="http://schemas.microsoft.com/office/drawing/2017/model3d" xmlns:o="urn:schemas-microsoft-com:office:office" xmlns:r="http://schemas.openxmlformats.org/officeDocument/2006/relationships" xmlns:m="http://schemas.openxmlformats.org/officeDocument/2006/math" xmlns:v="urn:schemas-microsoft-com:vml" xmlns:wp14="http://schemas.microsoft.com/office/word/2010/wordprocessingDrawing" xmlns:wp="http://schemas.openxmlformats.org/drawingml/2006/wordprocessingDrawing" xmlns:w10="urn:schemas-microsoft-com:office:word" xmlns:w="http://schemas.openxmlformats.org/wordprocessingml/2006/main" xmlns:w14="http://schemas.microsoft.com/office/word/2010/wordml" xmlns:w15="http://schemas.microsoft.com/office/word/2012/wordml" xmlns:w16cid="http://schemas.microsoft.com/office/word/2016/wordml/cid" xmlns:w16se="http://schemas.microsoft.com/office/word/2015/wordml/symex" xmlns:wpg="http://schemas.microsoft.com/office/word/2010/wordprocessingGroup" xmlns:wpi="http://schemas.microsoft.com/office/word/2010/wordprocessingInk" xmlns:wne="http://schemas.microsoft.com/office/word/2006/wordml" xmlns:wps="http://schemas.microsoft.com/office/word/2010/wordprocessingShape" mc:Ignorable="w14 w15 w16se w16cid wp14">
+<w:numbering xmlns:wpc="http://schemas.microsoft.com/office/word/2010/wordprocessingCanvas" xmlns:cx="http://schemas.microsoft.com/office/drawing/2014/chartex" xmlns:cx1="http://schemas.microsoft.com/office/drawing/2015/9/8/chartex" xmlns:cx2="http://schemas.microsoft.com/office/drawing/2015/10/21/chartex" xmlns:cx3="http://schemas.microsoft.com/office/drawing/2016/5/9/chartex" xmlns:cx4="http://schemas.microsoft.com/office/drawing/2016/5/10/chartex" xmlns:cx5="http://schemas.microsoft.com/office/drawing/2016/5/11/chartex" xmlns:cx6="http://schemas.microsoft.com/office/drawing/2016/5/12/chartex" xmlns:cx7="http://schemas.microsoft.com/office/drawing/2016/5/13/chartex" xmlns:cx8="http://schemas.microsoft.com/office/drawing/2016/5/14/chartex" xmlns:mc="http://schemas.openxmlformats.org/markup-compatibility/2006" xmlns:aink="http://schemas.microsoft.com/office/drawing/2016/ink" xmlns:am3d="http://schemas.microsoft.com/office/drawing/2017/model3d" xmlns:o="urn:schemas-microsoft-com:office:office" xmlns:oel="http://schemas.microsoft.com/office/2019/extlst" xmlns:r="http://schemas.openxmlformats.org/officeDocument/2006/relationships" xmlns:m="http://schemas.openxmlformats.org/officeDocument/2006/math" xmlns:v="urn:schemas-microsoft-com:vml" xmlns:wp14="http://schemas.microsoft.com/office/word/2010/wordprocessingDrawing" xmlns:wp="http://schemas.openxmlformats.org/drawingml/2006/wordprocessingDrawing" xmlns:w10="urn:schemas-microsoft-com:office:word" xmlns:w="http://schemas.openxmlformats.org/wordprocessingml/2006/main" xmlns:w14="http://schemas.microsoft.com/office/word/2010/wordml" xmlns:w15="http://schemas.microsoft.com/office/word/2012/wordml" xmlns:w16cex="http://schemas.microsoft.com/office/word/2018/wordml/cex" xmlns:w16cid="http://schemas.microsoft.com/office/word/2016/wordml/cid" xmlns:w16="http://schemas.microsoft.com/office/word/2018/wordml" xmlns:w16du="http://schemas.microsoft.com/office/word/2023/wordml/word16du" xmlns:w16sdtdh="http://schemas.microsoft.com/office/word/2020/wordml/sdtdatahash" xmlns:w16sdtfl="http://schemas.microsoft.com/office/word/2024/wordml/sdtformatlock" xmlns:w16se="http://schemas.microsoft.com/office/word/2015/wordml/symex" xmlns:wpg="http://schemas.microsoft.com/office/word/2010/wordprocessingGroup" xmlns:wpi="http://schemas.microsoft.com/office/word/2010/wordprocessingInk" xmlns:wne="http://schemas.microsoft.com/office/word/2006/wordml" xmlns:wps="http://schemas.microsoft.com/office/word/2010/wordprocessingShape" mc:Ignorable="w14 w15 w16se w16cid w16 w16cex w16sdtdh w16sdtfl w16du wp14">
   <w:abstractNum w:abstractNumId="0" w15:restartNumberingAfterBreak="0">
     <w:nsid w:val="00B2554B"/>
     <w:multiLevelType w:val="hybridMultilevel"/>
@@ -12485,6 +13210,120 @@
     </w:lvl>
   </w:abstractNum>
   <w:abstractNum w:abstractNumId="17" w15:restartNumberingAfterBreak="0">
+    <w:nsid w:val="6AF215A2"/>
+    <w:multiLevelType w:val="multilevel"/>
+    <w:tmpl w:val="CD780096"/>
+    <w:styleLink w:val="CurrentList1"/>
+    <w:lvl w:ilvl="0">
+      <w:start w:val="1"/>
+      <w:numFmt w:val="decimal"/>
+      <w:lvlText w:val="%1.0"/>
+      <w:lvlJc w:val="left"/>
+      <w:pPr>
+        <w:ind w:left="585" w:hanging="600"/>
+      </w:pPr>
+      <w:rPr>
+        <w:rFonts w:hint="default"/>
+      </w:rPr>
+    </w:lvl>
+    <w:lvl w:ilvl="1">
+      <w:start w:val="1"/>
+      <w:numFmt w:val="decimal"/>
+      <w:lvlText w:val="%1.%2"/>
+      <w:lvlJc w:val="left"/>
+      <w:pPr>
+        <w:ind w:left="1305" w:hanging="600"/>
+      </w:pPr>
+      <w:rPr>
+        <w:rFonts w:hint="default"/>
+      </w:rPr>
+    </w:lvl>
+    <w:lvl w:ilvl="2">
+      <w:start w:val="1"/>
+      <w:numFmt w:val="decimal"/>
+      <w:lvlText w:val="%1.%2.%3"/>
+      <w:lvlJc w:val="left"/>
+      <w:pPr>
+        <w:ind w:left="2145" w:hanging="720"/>
+      </w:pPr>
+      <w:rPr>
+        <w:rFonts w:hint="default"/>
+      </w:rPr>
+    </w:lvl>
+    <w:lvl w:ilvl="3">
+      <w:start w:val="1"/>
+      <w:numFmt w:val="decimal"/>
+      <w:lvlText w:val="%1.%2.%3.%4"/>
+      <w:lvlJc w:val="left"/>
+      <w:pPr>
+        <w:ind w:left="2865" w:hanging="720"/>
+      </w:pPr>
+      <w:rPr>
+        <w:rFonts w:hint="default"/>
+      </w:rPr>
+    </w:lvl>
+    <w:lvl w:ilvl="4">
+      <w:start w:val="1"/>
+      <w:numFmt w:val="decimal"/>
+      <w:lvlText w:val="%1.%2.%3.%4.%5"/>
+      <w:lvlJc w:val="left"/>
+      <w:pPr>
+        <w:ind w:left="3945" w:hanging="1080"/>
+      </w:pPr>
+      <w:rPr>
+        <w:rFonts w:hint="default"/>
+      </w:rPr>
+    </w:lvl>
+    <w:lvl w:ilvl="5">
+      <w:start w:val="1"/>
+      <w:numFmt w:val="decimal"/>
+      <w:lvlText w:val="%1.%2.%3.%4.%5.%6"/>
+      <w:lvlJc w:val="left"/>
+      <w:pPr>
+        <w:ind w:left="4665" w:hanging="1080"/>
+      </w:pPr>
+      <w:rPr>
+        <w:rFonts w:hint="default"/>
+      </w:rPr>
+    </w:lvl>
+    <w:lvl w:ilvl="6">
+      <w:start w:val="1"/>
+      <w:numFmt w:val="decimal"/>
+      <w:lvlText w:val="%1.%2.%3.%4.%5.%6.%7"/>
+      <w:lvlJc w:val="left"/>
+      <w:pPr>
+        <w:ind w:left="5745" w:hanging="1440"/>
+      </w:pPr>
+      <w:rPr>
+        <w:rFonts w:hint="default"/>
+      </w:rPr>
+    </w:lvl>
+    <w:lvl w:ilvl="7">
+      <w:start w:val="1"/>
+      <w:numFmt w:val="decimal"/>
+      <w:lvlText w:val="%1.%2.%3.%4.%5.%6.%7.%8"/>
+      <w:lvlJc w:val="left"/>
+      <w:pPr>
+        <w:ind w:left="6465" w:hanging="1440"/>
+      </w:pPr>
+      <w:rPr>
+        <w:rFonts w:hint="default"/>
+      </w:rPr>
+    </w:lvl>
+    <w:lvl w:ilvl="8">
+      <w:start w:val="1"/>
+      <w:numFmt w:val="decimal"/>
+      <w:lvlText w:val="%1.%2.%3.%4.%5.%6.%7.%8.%9"/>
+      <w:lvlJc w:val="left"/>
+      <w:pPr>
+        <w:ind w:left="7545" w:hanging="1800"/>
+      </w:pPr>
+      <w:rPr>
+        <w:rFonts w:hint="default"/>
+      </w:rPr>
+    </w:lvl>
+  </w:abstractNum>
+  <w:abstractNum w:abstractNumId="18" w15:restartNumberingAfterBreak="0">
     <w:nsid w:val="6BC1099C"/>
     <w:multiLevelType w:val="hybridMultilevel"/>
     <w:tmpl w:val="BD5ACBB2"/>
@@ -12597,7 +13436,7 @@
       </w:rPr>
     </w:lvl>
   </w:abstractNum>
-  <w:abstractNum w:abstractNumId="18" w15:restartNumberingAfterBreak="0">
+  <w:abstractNum w:abstractNumId="19" w15:restartNumberingAfterBreak="0">
     <w:nsid w:val="6D220C26"/>
     <w:multiLevelType w:val="hybridMultilevel"/>
     <w:tmpl w:val="8F7E7A8C"/>
@@ -12809,7 +13648,7 @@
       </w:rPr>
     </w:lvl>
   </w:abstractNum>
-  <w:abstractNum w:abstractNumId="19" w15:restartNumberingAfterBreak="0">
+  <w:abstractNum w:abstractNumId="20" w15:restartNumberingAfterBreak="0">
     <w:nsid w:val="7132660F"/>
     <w:multiLevelType w:val="hybridMultilevel"/>
     <w:tmpl w:val="5576E9B4"/>
@@ -12922,7 +13761,7 @@
       </w:rPr>
     </w:lvl>
   </w:abstractNum>
-  <w:abstractNum w:abstractNumId="20" w15:restartNumberingAfterBreak="0">
+  <w:abstractNum w:abstractNumId="21" w15:restartNumberingAfterBreak="0">
     <w:nsid w:val="76167026"/>
     <w:multiLevelType w:val="hybridMultilevel"/>
     <w:tmpl w:val="5E544848"/>
@@ -13134,7 +13973,7 @@
       </w:rPr>
     </w:lvl>
   </w:abstractNum>
-  <w:abstractNum w:abstractNumId="21" w15:restartNumberingAfterBreak="0">
+  <w:abstractNum w:abstractNumId="22" w15:restartNumberingAfterBreak="0">
     <w:nsid w:val="7DCB3967"/>
     <w:multiLevelType w:val="hybridMultilevel"/>
     <w:tmpl w:val="D1CC40C8"/>
@@ -13247,77 +14086,80 @@
       </w:rPr>
     </w:lvl>
   </w:abstractNum>
-  <w:num w:numId="1">
+  <w:num w:numId="1" w16cid:durableId="662004716">
     <w:abstractNumId w:val="13"/>
   </w:num>
-  <w:num w:numId="2">
+  <w:num w:numId="2" w16cid:durableId="788355782">
+    <w:abstractNumId w:val="21"/>
+  </w:num>
+  <w:num w:numId="3" w16cid:durableId="967316783">
+    <w:abstractNumId w:val="0"/>
+  </w:num>
+  <w:num w:numId="4" w16cid:durableId="544366428">
+    <w:abstractNumId w:val="19"/>
+  </w:num>
+  <w:num w:numId="5" w16cid:durableId="410544905">
+    <w:abstractNumId w:val="7"/>
+  </w:num>
+  <w:num w:numId="6" w16cid:durableId="1081027177">
+    <w:abstractNumId w:val="4"/>
+  </w:num>
+  <w:num w:numId="7" w16cid:durableId="1173103316">
+    <w:abstractNumId w:val="10"/>
+  </w:num>
+  <w:num w:numId="8" w16cid:durableId="1412507454">
+    <w:abstractNumId w:val="5"/>
+  </w:num>
+  <w:num w:numId="9" w16cid:durableId="493688671">
+    <w:abstractNumId w:val="15"/>
+  </w:num>
+  <w:num w:numId="10" w16cid:durableId="1228800245">
+    <w:abstractNumId w:val="1"/>
+  </w:num>
+  <w:num w:numId="11" w16cid:durableId="165292631">
+    <w:abstractNumId w:val="6"/>
+  </w:num>
+  <w:num w:numId="12" w16cid:durableId="1163206367">
+    <w:abstractNumId w:val="8"/>
+  </w:num>
+  <w:num w:numId="13" w16cid:durableId="402339817">
+    <w:abstractNumId w:val="2"/>
+  </w:num>
+  <w:num w:numId="14" w16cid:durableId="2036808909">
+    <w:abstractNumId w:val="14"/>
+  </w:num>
+  <w:num w:numId="15" w16cid:durableId="402334229">
+    <w:abstractNumId w:val="11"/>
+  </w:num>
+  <w:num w:numId="16" w16cid:durableId="1349410229">
+    <w:abstractNumId w:val="9"/>
+  </w:num>
+  <w:num w:numId="17" w16cid:durableId="167452073">
+    <w:abstractNumId w:val="22"/>
+  </w:num>
+  <w:num w:numId="18" w16cid:durableId="1107970400">
     <w:abstractNumId w:val="20"/>
   </w:num>
-  <w:num w:numId="3">
-    <w:abstractNumId w:val="0"/>
+  <w:num w:numId="19" w16cid:durableId="2063363621">
+    <w:abstractNumId w:val="16"/>
   </w:num>
-  <w:num w:numId="4">
+  <w:num w:numId="20" w16cid:durableId="982464265">
+    <w:abstractNumId w:val="3"/>
+  </w:num>
+  <w:num w:numId="21" w16cid:durableId="913472506">
     <w:abstractNumId w:val="18"/>
   </w:num>
-  <w:num w:numId="5">
-    <w:abstractNumId w:val="7"/>
+  <w:num w:numId="22" w16cid:durableId="1599023385">
+    <w:abstractNumId w:val="12"/>
   </w:num>
-  <w:num w:numId="6">
-    <w:abstractNumId w:val="4"/>
-  </w:num>
-  <w:num w:numId="7">
-    <w:abstractNumId w:val="10"/>
-  </w:num>
-  <w:num w:numId="8">
-    <w:abstractNumId w:val="5"/>
-  </w:num>
-  <w:num w:numId="9">
-    <w:abstractNumId w:val="15"/>
-  </w:num>
-  <w:num w:numId="10">
-    <w:abstractNumId w:val="1"/>
-  </w:num>
-  <w:num w:numId="11">
-    <w:abstractNumId w:val="6"/>
-  </w:num>
-  <w:num w:numId="12">
-    <w:abstractNumId w:val="8"/>
-  </w:num>
-  <w:num w:numId="13">
-    <w:abstractNumId w:val="2"/>
-  </w:num>
-  <w:num w:numId="14">
-    <w:abstractNumId w:val="14"/>
-  </w:num>
-  <w:num w:numId="15">
-    <w:abstractNumId w:val="11"/>
-  </w:num>
-  <w:num w:numId="16">
-    <w:abstractNumId w:val="9"/>
-  </w:num>
-  <w:num w:numId="17">
-    <w:abstractNumId w:val="21"/>
-  </w:num>
-  <w:num w:numId="18">
-    <w:abstractNumId w:val="19"/>
-  </w:num>
-  <w:num w:numId="19">
-    <w:abstractNumId w:val="16"/>
-  </w:num>
-  <w:num w:numId="20">
-    <w:abstractNumId w:val="3"/>
-  </w:num>
-  <w:num w:numId="21">
+  <w:num w:numId="23" w16cid:durableId="258148533">
     <w:abstractNumId w:val="17"/>
-  </w:num>
-  <w:num w:numId="22">
-    <w:abstractNumId w:val="12"/>
   </w:num>
 </w:numbering>
 </file>
 
 <file path=word/styles.xml><?xml version="1.0" encoding="utf-8"?>
-<w:styles xmlns:mc="http://schemas.openxmlformats.org/markup-compatibility/2006" xmlns:r="http://schemas.openxmlformats.org/officeDocument/2006/relationships" xmlns:w="http://schemas.openxmlformats.org/wordprocessingml/2006/main" xmlns:w14="http://schemas.microsoft.com/office/word/2010/wordml" xmlns:w15="http://schemas.microsoft.com/office/word/2012/wordml" xmlns:w16cid="http://schemas.microsoft.com/office/word/2016/wordml/cid" xmlns:w16se="http://schemas.microsoft.com/office/word/2015/wordml/symex" mc:Ignorable="w14 w15 w16se w16cid">
+<w:styles xmlns:mc="http://schemas.openxmlformats.org/markup-compatibility/2006" xmlns:r="http://schemas.openxmlformats.org/officeDocument/2006/relationships" xmlns:w="http://schemas.openxmlformats.org/wordprocessingml/2006/main" xmlns:w14="http://schemas.microsoft.com/office/word/2010/wordml" xmlns:w15="http://schemas.microsoft.com/office/word/2012/wordml" xmlns:w16cex="http://schemas.microsoft.com/office/word/2018/wordml/cex" xmlns:w16cid="http://schemas.microsoft.com/office/word/2016/wordml/cid" xmlns:w16="http://schemas.microsoft.com/office/word/2018/wordml" xmlns:w16du="http://schemas.microsoft.com/office/word/2023/wordml/word16du" xmlns:w16sdtdh="http://schemas.microsoft.com/office/word/2020/wordml/sdtdatahash" xmlns:w16sdtfl="http://schemas.microsoft.com/office/word/2024/wordml/sdtformatlock" xmlns:w16se="http://schemas.microsoft.com/office/word/2015/wordml/symex" mc:Ignorable="w14 w15 w16se w16cid w16 w16cex w16sdtdh w16sdtfl w16du">
   <w:docDefaults>
     <w:rPrDefault>
       <w:rPr>
@@ -13333,7 +14175,7 @@
       </w:pPr>
     </w:pPrDefault>
   </w:docDefaults>
-  <w:latentStyles w:defLockedState="0" w:defUIPriority="99" w:defSemiHidden="0" w:defUnhideWhenUsed="0" w:defQFormat="0" w:count="375">
+  <w:latentStyles w:defLockedState="0" w:defUIPriority="99" w:defSemiHidden="0" w:defUnhideWhenUsed="0" w:defQFormat="0" w:count="376">
     <w:lsdException w:name="Normal" w:uiPriority="0" w:qFormat="1"/>
     <w:lsdException w:name="heading 1" w:uiPriority="9" w:qFormat="1"/>
     <w:lsdException w:name="heading 2" w:semiHidden="1" w:uiPriority="9" w:unhideWhenUsed="1" w:qFormat="1"/>
@@ -13709,6 +14551,7 @@
     <w:lsdException w:name="Smart Hyperlink" w:semiHidden="1" w:unhideWhenUsed="1"/>
     <w:lsdException w:name="Hashtag" w:semiHidden="1" w:unhideWhenUsed="1"/>
     <w:lsdException w:name="Unresolved Mention" w:semiHidden="1" w:unhideWhenUsed="1"/>
+    <w:lsdException w:name="Smart Link" w:semiHidden="1" w:unhideWhenUsed="1"/>
   </w:latentStyles>
   <w:style w:type="paragraph" w:default="1" w:styleId="Normal">
     <w:name w:val="Normal"/>
@@ -14024,6 +14867,16 @@
       <w:sz w:val="24"/>
     </w:rPr>
   </w:style>
+  <w:style w:type="numbering" w:customStyle="1" w:styleId="CurrentList1">
+    <w:name w:val="Current List1"/>
+    <w:uiPriority w:val="99"/>
+    <w:rsid w:val="00BB5EA6"/>
+    <w:pPr>
+      <w:numPr>
+        <w:numId w:val="23"/>
+      </w:numPr>
+    </w:pPr>
+  </w:style>
 </w:styles>
 </file>
 
